--- a/ADG/15장/15장_실습문제.docx
+++ b/ADG/15장/15장_실습문제.docx
@@ -2156,43 +2156,43 @@
           <w:rFonts w:ascii="맑은 고딕" w:hAnsi="맑은 고딕" w:eastAsia="맑은 고딕"/>
           <w:sz w:val="21"/>
         </w:rPr>
-        <w:t>[중-20] 실시간 전송의 추적이 남는 프로세스 파일은?</w:t>
-      </w:r>
-    </w:p>
-    <w:p>
-      <w:r>
-        <w:rPr>
-          <w:rFonts w:ascii="맑은 고딕" w:hAnsi="맑은 고딕" w:eastAsia="맑은 고딕"/>
-          <w:sz w:val="21"/>
-        </w:rPr>
-        <w:t>① TTnn (실측 `chicago_tt04_*.trc`)</w:t>
-      </w:r>
-    </w:p>
-    <w:p>
-      <w:r>
-        <w:rPr>
-          <w:rFonts w:ascii="맑은 고딕" w:hAnsi="맑은 고딕" w:eastAsia="맑은 고딕"/>
-          <w:sz w:val="21"/>
-        </w:rPr>
-        <w:t>② ARCn</w:t>
-      </w:r>
-    </w:p>
-    <w:p>
-      <w:r>
-        <w:rPr>
-          <w:rFonts w:ascii="맑은 고딕" w:hAnsi="맑은 고딕" w:eastAsia="맑은 고딕"/>
-          <w:sz w:val="21"/>
-        </w:rPr>
-        <w:t>③ MRP0</w:t>
-      </w:r>
-    </w:p>
-    <w:p>
-      <w:r>
-        <w:rPr>
-          <w:rFonts w:ascii="맑은 고딕" w:hAnsi="맑은 고딕" w:eastAsia="맑은 고딕"/>
-          <w:sz w:val="21"/>
-        </w:rPr>
-        <w:t>④ DGRD</w:t>
+        <w:t>[중-20] Logical Standby 로 역할이 바뀐 boston 에서 `V$DATAGUARD_STATS` 를 조회하면?</w:t>
+      </w:r>
+    </w:p>
+    <w:p>
+      <w:r>
+        <w:rPr>
+          <w:rFonts w:ascii="맑은 고딕" w:hAnsi="맑은 고딕" w:eastAsia="맑은 고딕"/>
+          <w:sz w:val="21"/>
+        </w:rPr>
+        <w:t>① `no rows selected`</w:t>
+      </w:r>
+    </w:p>
+    <w:p>
+      <w:r>
+        <w:rPr>
+          <w:rFonts w:ascii="맑은 고딕" w:hAnsi="맑은 고딕" w:eastAsia="맑은 고딕"/>
+          <w:sz w:val="21"/>
+        </w:rPr>
+        <w:t>② `transport lag` 과 `apply lag` 이 그대로 나온다</w:t>
+      </w:r>
+    </w:p>
+    <w:p>
+      <w:r>
+        <w:rPr>
+          <w:rFonts w:ascii="맑은 고딕" w:hAnsi="맑은 고딕" w:eastAsia="맑은 고딕"/>
+          <w:sz w:val="21"/>
+        </w:rPr>
+        <w:t>③ `ORA-00942`</w:t>
+      </w:r>
+    </w:p>
+    <w:p>
+      <w:r>
+        <w:rPr>
+          <w:rFonts w:ascii="맑은 고딕" w:hAnsi="맑은 고딕" w:eastAsia="맑은 고딕"/>
+          <w:sz w:val="21"/>
+        </w:rPr>
+        <w:t>④ `apply lag` 만 나온다</w:t>
       </w:r>
     </w:p>
     <w:p>
@@ -2704,43 +2704,43 @@
           <w:rFonts w:ascii="맑은 고딕" w:hAnsi="맑은 고딕" w:eastAsia="맑은 고딕"/>
           <w:sz w:val="21"/>
         </w:rPr>
-        <w:t>[상-10] 점검 계정 설계에서 권장되는 것은?</w:t>
-      </w:r>
-    </w:p>
-    <w:p>
-      <w:r>
-        <w:rPr>
-          <w:rFonts w:ascii="맑은 고딕" w:hAnsi="맑은 고딕" w:eastAsia="맑은 고딕"/>
-          <w:sz w:val="21"/>
-        </w:rPr>
-        <w:t>① 개별 `V_$` 뷰 권한만 부여한다</w:t>
-      </w:r>
-    </w:p>
-    <w:p>
-      <w:r>
-        <w:rPr>
-          <w:rFonts w:ascii="맑은 고딕" w:hAnsi="맑은 고딕" w:eastAsia="맑은 고딕"/>
-          <w:sz w:val="21"/>
-        </w:rPr>
-        <w:t>② SYSDBA로 상시 접속한다</w:t>
-      </w:r>
-    </w:p>
-    <w:p>
-      <w:r>
-        <w:rPr>
-          <w:rFonts w:ascii="맑은 고딕" w:hAnsi="맑은 고딕" w:eastAsia="맑은 고딕"/>
-          <w:sz w:val="21"/>
-        </w:rPr>
-        <w:t>③ SYS 비밀번호를 스크립트에 넣는다</w:t>
-      </w:r>
-    </w:p>
-    <w:p>
-      <w:r>
-        <w:rPr>
-          <w:rFonts w:ascii="맑은 고딕" w:hAnsi="맑은 고딕" w:eastAsia="맑은 고딕"/>
-          <w:sz w:val="21"/>
-        </w:rPr>
-        <w:t>④ 감시하지 않는다</w:t>
+        <w:t>[상-10] Logical Standby 에서 적용이 멈춘 뒤 문제의 트랜잭션 XID 를 찾는 올바른 방법은?</w:t>
+      </w:r>
+    </w:p>
+    <w:p>
+      <w:r>
+        <w:rPr>
+          <w:rFonts w:ascii="맑은 고딕" w:hAnsi="맑은 고딕" w:eastAsia="맑은 고딕"/>
+          <w:sz w:val="21"/>
+        </w:rPr>
+        <w:t>① `DBA_LOGSTDBY_EVENTS`의 `XIDUSN`·`XIDSLT`·`XIDSQN`을 본다</w:t>
+      </w:r>
+    </w:p>
+    <w:p>
+      <w:r>
+        <w:rPr>
+          <w:rFonts w:ascii="맑은 고딕" w:hAnsi="맑은 고딕" w:eastAsia="맑은 고딕"/>
+          <w:sz w:val="21"/>
+        </w:rPr>
+        <w:t>② `V$LOGSTDBY_TRANSACTION`의 `PRIMARY_XIDUSN`을 본다</w:t>
+      </w:r>
+    </w:p>
+    <w:p>
+      <w:r>
+        <w:rPr>
+          <w:rFonts w:ascii="맑은 고딕" w:hAnsi="맑은 고딕" w:eastAsia="맑은 고딕"/>
+          <w:sz w:val="21"/>
+        </w:rPr>
+        <w:t>③ `V$DATAGUARD_STATS`의 `apply lag`을 본다</w:t>
+      </w:r>
+    </w:p>
+    <w:p>
+      <w:r>
+        <w:rPr>
+          <w:rFonts w:ascii="맑은 고딕" w:hAnsi="맑은 고딕" w:eastAsia="맑은 고딕"/>
+          <w:sz w:val="21"/>
+        </w:rPr>
+        <w:t>④ `V$MANAGED_STANDBY`의 `MRP0` 행을 본다</w:t>
       </w:r>
     </w:p>
     <w:sectPr>

--- a/ADG/15장/15장_실습문제.docx
+++ b/ADG/15장/15장_실습문제.docx
@@ -7,16 +7,16 @@
         <w:pStyle w:val="Heading1"/>
       </w:pPr>
       <w:r>
-        <w:t>제15장  V$ 뷰 기반 모니터링과 문제 해결 — 실습문제</w:t>
-      </w:r>
-    </w:p>
-    <w:p>
-      <w:r>
-        <w:rPr>
-          <w:rFonts w:ascii="맑은 고딕" w:hAnsi="맑은 고딕" w:eastAsia="맑은 고딕"/>
-          <w:sz w:val="21"/>
-        </w:rPr>
-        <w:t>총 50문항 (하 20 · 중 20 · 상 10). Oracle Database 19c EE 2노드 실습 환경(chicago-srv Primary / boston-srv Physical Standby, Broker 구성 `dg_chicago`)을 기준으로 한다. 보기 중 가장 적절한 하나를 고른다.</w:t>
+        <w:t>제9장  Active Data Guard ① 실시간 조회와 DML 리다이렉션 — 실습문제</w:t>
+      </w:r>
+    </w:p>
+    <w:p>
+      <w:r>
+        <w:rPr>
+          <w:rFonts w:ascii="맑은 고딕" w:hAnsi="맑은 고딕" w:eastAsia="맑은 고딕"/>
+          <w:sz w:val="21"/>
+        </w:rPr>
+        <w:t>총 50문항 (하 20 · 중 20 · 상 10). Oracle Database 19c EE 2노드 실습 환경(chicago-srv Primary / boston-srv Physical Standby, OMF 구성)을 기준으로 한다. 보기 중 가장 적절한 하나를 고른다.</w:t>
       </w:r>
     </w:p>
     <w:p>
@@ -42,43 +42,43 @@
           <w:rFonts w:ascii="맑은 고딕" w:hAnsi="맑은 고딕" w:eastAsia="맑은 고딕"/>
           <w:sz w:val="21"/>
         </w:rPr>
-        <w:t>[하-01] `V$LOG`에서 `CURRENT` 상태인 그룹은 몇 개여야 하는가?</w:t>
-      </w:r>
-    </w:p>
-    <w:p>
-      <w:r>
-        <w:rPr>
-          <w:rFonts w:ascii="맑은 고딕" w:hAnsi="맑은 고딕" w:eastAsia="맑은 고딕"/>
-          <w:sz w:val="21"/>
-        </w:rPr>
-        <w:t>① 정확히 하나</w:t>
-      </w:r>
-    </w:p>
-    <w:p>
-      <w:r>
-        <w:rPr>
-          <w:rFonts w:ascii="맑은 고딕" w:hAnsi="맑은 고딕" w:eastAsia="맑은 고딕"/>
-          <w:sz w:val="21"/>
-        </w:rPr>
-        <w:t>② 그룹 수만큼</w:t>
-      </w:r>
-    </w:p>
-    <w:p>
-      <w:r>
-        <w:rPr>
-          <w:rFonts w:ascii="맑은 고딕" w:hAnsi="맑은 고딕" w:eastAsia="맑은 고딕"/>
-          <w:sz w:val="21"/>
-        </w:rPr>
-        <w:t>③ 두 개 이상</w:t>
-      </w:r>
-    </w:p>
-    <w:p>
-      <w:r>
-        <w:rPr>
-          <w:rFonts w:ascii="맑은 고딕" w:hAnsi="맑은 고딕" w:eastAsia="맑은 고딕"/>
-          <w:sz w:val="21"/>
-        </w:rPr>
-        <w:t>④ 0개</w:t>
+        <w:t>[하-01] Active Data Guard가 동작 중임을 나타내는 `OPEN_MODE` 값은?</w:t>
+      </w:r>
+    </w:p>
+    <w:p>
+      <w:r>
+        <w:rPr>
+          <w:rFonts w:ascii="맑은 고딕" w:hAnsi="맑은 고딕" w:eastAsia="맑은 고딕"/>
+          <w:sz w:val="21"/>
+        </w:rPr>
+        <w:t>① READ ONLY WITH APPLY</w:t>
+      </w:r>
+    </w:p>
+    <w:p>
+      <w:r>
+        <w:rPr>
+          <w:rFonts w:ascii="맑은 고딕" w:hAnsi="맑은 고딕" w:eastAsia="맑은 고딕"/>
+          <w:sz w:val="21"/>
+        </w:rPr>
+        <w:t>② READ ONLY</w:t>
+      </w:r>
+    </w:p>
+    <w:p>
+      <w:r>
+        <w:rPr>
+          <w:rFonts w:ascii="맑은 고딕" w:hAnsi="맑은 고딕" w:eastAsia="맑은 고딕"/>
+          <w:sz w:val="21"/>
+        </w:rPr>
+        <w:t>③ MOUNTED</w:t>
+      </w:r>
+    </w:p>
+    <w:p>
+      <w:r>
+        <w:rPr>
+          <w:rFonts w:ascii="맑은 고딕" w:hAnsi="맑은 고딕" w:eastAsia="맑은 고딕"/>
+          <w:sz w:val="21"/>
+        </w:rPr>
+        <w:t>④ READ WRITE</w:t>
       </w:r>
     </w:p>
     <w:p>
@@ -96,43 +96,43 @@
           <w:rFonts w:ascii="맑은 고딕" w:hAnsi="맑은 고딕" w:eastAsia="맑은 고딕"/>
           <w:sz w:val="21"/>
         </w:rPr>
-        <w:t>[하-02] `CURRENT`인 그룹의 `ARCHIVED` 값이 `NO`인 것은?</w:t>
-      </w:r>
-    </w:p>
-    <w:p>
-      <w:r>
-        <w:rPr>
-          <w:rFonts w:ascii="맑은 고딕" w:hAnsi="맑은 고딕" w:eastAsia="맑은 고딕"/>
-          <w:sz w:val="21"/>
-        </w:rPr>
-        <w:t>① 정상이다 — 아직 쓰는 중이므로</w:t>
-      </w:r>
-    </w:p>
-    <w:p>
-      <w:r>
-        <w:rPr>
-          <w:rFonts w:ascii="맑은 고딕" w:hAnsi="맑은 고딕" w:eastAsia="맑은 고딕"/>
-          <w:sz w:val="21"/>
-        </w:rPr>
-        <w:t>② 아카이버가 멈춘 것이다</w:t>
-      </w:r>
-    </w:p>
-    <w:p>
-      <w:r>
-        <w:rPr>
-          <w:rFonts w:ascii="맑은 고딕" w:hAnsi="맑은 고딕" w:eastAsia="맑은 고딕"/>
-          <w:sz w:val="21"/>
-        </w:rPr>
-        <w:t>③ 디스크가 찬 것이다</w:t>
-      </w:r>
-    </w:p>
-    <w:p>
-      <w:r>
-        <w:rPr>
-          <w:rFonts w:ascii="맑은 고딕" w:hAnsi="맑은 고딕" w:eastAsia="맑은 고딕"/>
-          <w:sz w:val="21"/>
-        </w:rPr>
-        <w:t>④ 로그가 손상된 것이다</w:t>
+        <w:t>[하-02] 함께 확인해야 할 `RECOVERY_MODE` 값은?</w:t>
+      </w:r>
+    </w:p>
+    <w:p>
+      <w:r>
+        <w:rPr>
+          <w:rFonts w:ascii="맑은 고딕" w:hAnsi="맑은 고딕" w:eastAsia="맑은 고딕"/>
+          <w:sz w:val="21"/>
+        </w:rPr>
+        <w:t>① MANAGED REAL TIME APPLY</w:t>
+      </w:r>
+    </w:p>
+    <w:p>
+      <w:r>
+        <w:rPr>
+          <w:rFonts w:ascii="맑은 고딕" w:hAnsi="맑은 고딕" w:eastAsia="맑은 고딕"/>
+          <w:sz w:val="21"/>
+        </w:rPr>
+        <w:t>② MANAGED</w:t>
+      </w:r>
+    </w:p>
+    <w:p>
+      <w:r>
+        <w:rPr>
+          <w:rFonts w:ascii="맑은 고딕" w:hAnsi="맑은 고딕" w:eastAsia="맑은 고딕"/>
+          <w:sz w:val="21"/>
+        </w:rPr>
+        <w:t>③ IDLE</w:t>
+      </w:r>
+    </w:p>
+    <w:p>
+      <w:r>
+        <w:rPr>
+          <w:rFonts w:ascii="맑은 고딕" w:hAnsi="맑은 고딕" w:eastAsia="맑은 고딕"/>
+          <w:sz w:val="21"/>
+        </w:rPr>
+        <w:t>④ ACTIVE</w:t>
       </w:r>
     </w:p>
     <w:p>
@@ -150,43 +150,43 @@
           <w:rFonts w:ascii="맑은 고딕" w:hAnsi="맑은 고딕" w:eastAsia="맑은 고딕"/>
           <w:sz w:val="21"/>
         </w:rPr>
-        <w:t>[하-03] `V$LOGFILE`의 `STATUS` 열이 비어 있으면?</w:t>
-      </w:r>
-    </w:p>
-    <w:p>
-      <w:r>
-        <w:rPr>
-          <w:rFonts w:ascii="맑은 고딕" w:hAnsi="맑은 고딕" w:eastAsia="맑은 고딕"/>
-          <w:sz w:val="21"/>
-        </w:rPr>
-        <w:t>① 정상이다</w:t>
-      </w:r>
-    </w:p>
-    <w:p>
-      <w:r>
-        <w:rPr>
-          <w:rFonts w:ascii="맑은 고딕" w:hAnsi="맑은 고딕" w:eastAsia="맑은 고딕"/>
-          <w:sz w:val="21"/>
-        </w:rPr>
-        <w:t>② 파일이 없다</w:t>
-      </w:r>
-    </w:p>
-    <w:p>
-      <w:r>
-        <w:rPr>
-          <w:rFonts w:ascii="맑은 고딕" w:hAnsi="맑은 고딕" w:eastAsia="맑은 고딕"/>
-          <w:sz w:val="21"/>
-        </w:rPr>
-        <w:t>③ 아직 초기화되지 않았다</w:t>
-      </w:r>
-    </w:p>
-    <w:p>
-      <w:r>
-        <w:rPr>
-          <w:rFonts w:ascii="맑은 고딕" w:hAnsi="맑은 고딕" w:eastAsia="맑은 고딕"/>
-          <w:sz w:val="21"/>
-        </w:rPr>
-        <w:t>④ 권한이 없다</w:t>
+        <w:t>[하-03] ADG 기능 사용 통계가 조회되는 뷰는?</w:t>
+      </w:r>
+    </w:p>
+    <w:p>
+      <w:r>
+        <w:rPr>
+          <w:rFonts w:ascii="맑은 고딕" w:hAnsi="맑은 고딕" w:eastAsia="맑은 고딕"/>
+          <w:sz w:val="21"/>
+        </w:rPr>
+        <w:t>① CDB_FEATURE_USAGE_STATISTICS</w:t>
+      </w:r>
+    </w:p>
+    <w:p>
+      <w:r>
+        <w:rPr>
+          <w:rFonts w:ascii="맑은 고딕" w:hAnsi="맑은 고딕" w:eastAsia="맑은 고딕"/>
+          <w:sz w:val="21"/>
+        </w:rPr>
+        <w:t>② DBA_FEATURE_USAGE_STATISTICS</w:t>
+      </w:r>
+    </w:p>
+    <w:p>
+      <w:r>
+        <w:rPr>
+          <w:rFonts w:ascii="맑은 고딕" w:hAnsi="맑은 고딕" w:eastAsia="맑은 고딕"/>
+          <w:sz w:val="21"/>
+        </w:rPr>
+        <w:t>③ V$FEATURE_USAGE</w:t>
+      </w:r>
+    </w:p>
+    <w:p>
+      <w:r>
+        <w:rPr>
+          <w:rFonts w:ascii="맑은 고딕" w:hAnsi="맑은 고딕" w:eastAsia="맑은 고딕"/>
+          <w:sz w:val="21"/>
+        </w:rPr>
+        <w:t>④ V$OPTION</w:t>
       </w:r>
     </w:p>
     <w:p>
@@ -204,43 +204,43 @@
           <w:rFonts w:ascii="맑은 고딕" w:hAnsi="맑은 고딕" w:eastAsia="맑은 고딕"/>
           <w:sz w:val="21"/>
         </w:rPr>
-        <w:t>[하-04] Standby의 `V$LOG`에서 `SEQUENCE#`가 전부 0인 이유는?</w:t>
-      </w:r>
-    </w:p>
-    <w:p>
-      <w:r>
-        <w:rPr>
-          <w:rFonts w:ascii="맑은 고딕" w:hAnsi="맑은 고딕" w:eastAsia="맑은 고딕"/>
-          <w:sz w:val="21"/>
-        </w:rPr>
-        <w:t>① Standby는 자기 온라인 리두를 쓰지 않는다</w:t>
-      </w:r>
-    </w:p>
-    <w:p>
-      <w:r>
-        <w:rPr>
-          <w:rFonts w:ascii="맑은 고딕" w:hAnsi="맑은 고딕" w:eastAsia="맑은 고딕"/>
-          <w:sz w:val="21"/>
-        </w:rPr>
-        <w:t>② 아직 복제가 끝나지 않았다</w:t>
-      </w:r>
-    </w:p>
-    <w:p>
-      <w:r>
-        <w:rPr>
-          <w:rFonts w:ascii="맑은 고딕" w:hAnsi="맑은 고딕" w:eastAsia="맑은 고딕"/>
-          <w:sz w:val="21"/>
-        </w:rPr>
-        <w:t>③ 뷰가 Standby를 지원하지 않는다</w:t>
-      </w:r>
-    </w:p>
-    <w:p>
-      <w:r>
-        <w:rPr>
-          <w:rFonts w:ascii="맑은 고딕" w:hAnsi="맑은 고딕" w:eastAsia="맑은 고딕"/>
-          <w:sz w:val="21"/>
-        </w:rPr>
-        <w:t>④ 로그가 초기화됐다</w:t>
+        <w:t>[하-04] 실습 환경에서 그 항목이 나타난 CON_ID는?</w:t>
+      </w:r>
+    </w:p>
+    <w:p>
+      <w:r>
+        <w:rPr>
+          <w:rFonts w:ascii="맑은 고딕" w:hAnsi="맑은 고딕" w:eastAsia="맑은 고딕"/>
+          <w:sz w:val="21"/>
+        </w:rPr>
+        <w:t>① 3</w:t>
+      </w:r>
+    </w:p>
+    <w:p>
+      <w:r>
+        <w:rPr>
+          <w:rFonts w:ascii="맑은 고딕" w:hAnsi="맑은 고딕" w:eastAsia="맑은 고딕"/>
+          <w:sz w:val="21"/>
+        </w:rPr>
+        <w:t>② 1</w:t>
+      </w:r>
+    </w:p>
+    <w:p>
+      <w:r>
+        <w:rPr>
+          <w:rFonts w:ascii="맑은 고딕" w:hAnsi="맑은 고딕" w:eastAsia="맑은 고딕"/>
+          <w:sz w:val="21"/>
+        </w:rPr>
+        <w:t>③ 2</w:t>
+      </w:r>
+    </w:p>
+    <w:p>
+      <w:r>
+        <w:rPr>
+          <w:rFonts w:ascii="맑은 고딕" w:hAnsi="맑은 고딕" w:eastAsia="맑은 고딕"/>
+          <w:sz w:val="21"/>
+        </w:rPr>
+        <w:t>④ 0</w:t>
       </w:r>
     </w:p>
     <w:p>
@@ -258,43 +258,43 @@
           <w:rFonts w:ascii="맑은 고딕" w:hAnsi="맑은 고딕" w:eastAsia="맑은 고딕"/>
           <w:sz w:val="21"/>
         </w:rPr>
-        <w:t>[하-05] 정상 상태에서 Standby의 SRL 중 `ACTIVE`는 몇 개인가?</w:t>
-      </w:r>
-    </w:p>
-    <w:p>
-      <w:r>
-        <w:rPr>
-          <w:rFonts w:ascii="맑은 고딕" w:hAnsi="맑은 고딕" w:eastAsia="맑은 고딕"/>
-          <w:sz w:val="21"/>
-        </w:rPr>
-        <w:t>① 정확히 하나</w:t>
-      </w:r>
-    </w:p>
-    <w:p>
-      <w:r>
-        <w:rPr>
-          <w:rFonts w:ascii="맑은 고딕" w:hAnsi="맑은 고딕" w:eastAsia="맑은 고딕"/>
-          <w:sz w:val="21"/>
-        </w:rPr>
-        <w:t>② 전부</w:t>
-      </w:r>
-    </w:p>
-    <w:p>
-      <w:r>
-        <w:rPr>
-          <w:rFonts w:ascii="맑은 고딕" w:hAnsi="맑은 고딕" w:eastAsia="맑은 고딕"/>
-          <w:sz w:val="21"/>
-        </w:rPr>
-        <w:t>③ 0개</w:t>
-      </w:r>
-    </w:p>
-    <w:p>
-      <w:r>
-        <w:rPr>
-          <w:rFonts w:ascii="맑은 고딕" w:hAnsi="맑은 고딕" w:eastAsia="맑은 고딕"/>
-          <w:sz w:val="21"/>
-        </w:rPr>
-        <w:t>④ 그룹 수의 절반</w:t>
+        <w:t>[하-05] Standby를 MOUNTED로만 두면 ADG 옵션이 필요한가?</w:t>
+      </w:r>
+    </w:p>
+    <w:p>
+      <w:r>
+        <w:rPr>
+          <w:rFonts w:ascii="맑은 고딕" w:hAnsi="맑은 고딕" w:eastAsia="맑은 고딕"/>
+          <w:sz w:val="21"/>
+        </w:rPr>
+        <w:t>① 필요 없다</w:t>
+      </w:r>
+    </w:p>
+    <w:p>
+      <w:r>
+        <w:rPr>
+          <w:rFonts w:ascii="맑은 고딕" w:hAnsi="맑은 고딕" w:eastAsia="맑은 고딕"/>
+          <w:sz w:val="21"/>
+        </w:rPr>
+        <w:t>② 필요하다</w:t>
+      </w:r>
+    </w:p>
+    <w:p>
+      <w:r>
+        <w:rPr>
+          <w:rFonts w:ascii="맑은 고딕" w:hAnsi="맑은 고딕" w:eastAsia="맑은 고딕"/>
+          <w:sz w:val="21"/>
+        </w:rPr>
+        <w:t>③ 버전에 따라 다르다</w:t>
+      </w:r>
+    </w:p>
+    <w:p>
+      <w:r>
+        <w:rPr>
+          <w:rFonts w:ascii="맑은 고딕" w:hAnsi="맑은 고딕" w:eastAsia="맑은 고딕"/>
+          <w:sz w:val="21"/>
+        </w:rPr>
+        <w:t>④ 리두 적용 시에만 필요하다</w:t>
       </w:r>
     </w:p>
     <w:p>
@@ -312,43 +312,43 @@
           <w:rFonts w:ascii="맑은 고딕" w:hAnsi="맑은 고딕" w:eastAsia="맑은 고딕"/>
           <w:sz w:val="21"/>
         </w:rPr>
-        <w:t>[하-06] Primary에서 `V$STANDBY_LOG`를 조회하면?</w:t>
-      </w:r>
-    </w:p>
-    <w:p>
-      <w:r>
-        <w:rPr>
-          <w:rFonts w:ascii="맑은 고딕" w:hAnsi="맑은 고딕" w:eastAsia="맑은 고딕"/>
-          <w:sz w:val="21"/>
-        </w:rPr>
-        <w:t>① 오류 없이 조회되고 전부 `UNASSIGNED`다</w:t>
-      </w:r>
-    </w:p>
-    <w:p>
-      <w:r>
-        <w:rPr>
-          <w:rFonts w:ascii="맑은 고딕" w:hAnsi="맑은 고딕" w:eastAsia="맑은 고딕"/>
-          <w:sz w:val="21"/>
-        </w:rPr>
-        <w:t>② ORA-00942가 난다</w:t>
-      </w:r>
-    </w:p>
-    <w:p>
-      <w:r>
-        <w:rPr>
-          <w:rFonts w:ascii="맑은 고딕" w:hAnsi="맑은 고딕" w:eastAsia="맑은 고딕"/>
-          <w:sz w:val="21"/>
-        </w:rPr>
-        <w:t>③ `no rows selected`다</w:t>
-      </w:r>
-    </w:p>
-    <w:p>
-      <w:r>
-        <w:rPr>
-          <w:rFonts w:ascii="맑은 고딕" w:hAnsi="맑은 고딕" w:eastAsia="맑은 고딕"/>
-          <w:sz w:val="21"/>
-        </w:rPr>
-        <w:t>④ Standby와 같은 값이 나온다</w:t>
+        <w:t>[하-06] Standby에서 커밋되지 않은 Primary의 변경은?</w:t>
+      </w:r>
+    </w:p>
+    <w:p>
+      <w:r>
+        <w:rPr>
+          <w:rFonts w:ascii="맑은 고딕" w:hAnsi="맑은 고딕" w:eastAsia="맑은 고딕"/>
+          <w:sz w:val="21"/>
+        </w:rPr>
+        <w:t>① 보이지 않는다</w:t>
+      </w:r>
+    </w:p>
+    <w:p>
+      <w:r>
+        <w:rPr>
+          <w:rFonts w:ascii="맑은 고딕" w:hAnsi="맑은 고딕" w:eastAsia="맑은 고딕"/>
+          <w:sz w:val="21"/>
+        </w:rPr>
+        <w:t>② 보인다</w:t>
+      </w:r>
+    </w:p>
+    <w:p>
+      <w:r>
+        <w:rPr>
+          <w:rFonts w:ascii="맑은 고딕" w:hAnsi="맑은 고딕" w:eastAsia="맑은 고딕"/>
+          <w:sz w:val="21"/>
+        </w:rPr>
+        <w:t>③ 일부만 보인다</w:t>
+      </w:r>
+    </w:p>
+    <w:p>
+      <w:r>
+        <w:rPr>
+          <w:rFonts w:ascii="맑은 고딕" w:hAnsi="맑은 고딕" w:eastAsia="맑은 고딕"/>
+          <w:sz w:val="21"/>
+        </w:rPr>
+        <w:t>④ 오류가 발생한다</w:t>
       </w:r>
     </w:p>
     <w:p>
@@ -366,43 +366,43 @@
           <w:rFonts w:ascii="맑은 고딕" w:hAnsi="맑은 고딕" w:eastAsia="맑은 고딕"/>
           <w:sz w:val="21"/>
         </w:rPr>
-        <w:t>[하-07] 목적지의 **설정**을 보는 뷰는?</w:t>
-      </w:r>
-    </w:p>
-    <w:p>
-      <w:r>
-        <w:rPr>
-          <w:rFonts w:ascii="맑은 고딕" w:hAnsi="맑은 고딕" w:eastAsia="맑은 고딕"/>
-          <w:sz w:val="21"/>
-        </w:rPr>
-        <w:t>① V$ARCHIVE_DEST</w:t>
-      </w:r>
-    </w:p>
-    <w:p>
-      <w:r>
-        <w:rPr>
-          <w:rFonts w:ascii="맑은 고딕" w:hAnsi="맑은 고딕" w:eastAsia="맑은 고딕"/>
-          <w:sz w:val="21"/>
-        </w:rPr>
-        <w:t>② V$ARCHIVE_DEST_STATUS</w:t>
-      </w:r>
-    </w:p>
-    <w:p>
-      <w:r>
-        <w:rPr>
-          <w:rFonts w:ascii="맑은 고딕" w:hAnsi="맑은 고딕" w:eastAsia="맑은 고딕"/>
-          <w:sz w:val="21"/>
-        </w:rPr>
-        <w:t>③ V$ARCHIVED_LOG</w:t>
-      </w:r>
-    </w:p>
-    <w:p>
-      <w:r>
-        <w:rPr>
-          <w:rFonts w:ascii="맑은 고딕" w:hAnsi="맑은 고딕" w:eastAsia="맑은 고딕"/>
-          <w:sz w:val="21"/>
-        </w:rPr>
-        <w:t>④ V$DATAGUARD_STATS</w:t>
+        <w:t>[하-07] SQL*Plus가 정상 종료(EXIT)할 때 하는 동작은?</w:t>
+      </w:r>
+    </w:p>
+    <w:p>
+      <w:r>
+        <w:rPr>
+          <w:rFonts w:ascii="맑은 고딕" w:hAnsi="맑은 고딕" w:eastAsia="맑은 고딕"/>
+          <w:sz w:val="21"/>
+        </w:rPr>
+        <w:t>① 암묵적으로 커밋한다</w:t>
+      </w:r>
+    </w:p>
+    <w:p>
+      <w:r>
+        <w:rPr>
+          <w:rFonts w:ascii="맑은 고딕" w:hAnsi="맑은 고딕" w:eastAsia="맑은 고딕"/>
+          <w:sz w:val="21"/>
+        </w:rPr>
+        <w:t>② 롤백한다</w:t>
+      </w:r>
+    </w:p>
+    <w:p>
+      <w:r>
+        <w:rPr>
+          <w:rFonts w:ascii="맑은 고딕" w:hAnsi="맑은 고딕" w:eastAsia="맑은 고딕"/>
+          <w:sz w:val="21"/>
+        </w:rPr>
+        <w:t>③ 아무것도 하지 않는다</w:t>
+      </w:r>
+    </w:p>
+    <w:p>
+      <w:r>
+        <w:rPr>
+          <w:rFonts w:ascii="맑은 고딕" w:hAnsi="맑은 고딕" w:eastAsia="맑은 고딕"/>
+          <w:sz w:val="21"/>
+        </w:rPr>
+        <w:t>④ 세션을 유지한다</w:t>
       </w:r>
     </w:p>
     <w:p>
@@ -420,43 +420,43 @@
           <w:rFonts w:ascii="맑은 고딕" w:hAnsi="맑은 고딕" w:eastAsia="맑은 고딕"/>
           <w:sz w:val="21"/>
         </w:rPr>
-        <w:t>[하-08] 목적지의 **지금 상태**를 보는 뷰는?</w:t>
-      </w:r>
-    </w:p>
-    <w:p>
-      <w:r>
-        <w:rPr>
-          <w:rFonts w:ascii="맑은 고딕" w:hAnsi="맑은 고딕" w:eastAsia="맑은 고딕"/>
-          <w:sz w:val="21"/>
-        </w:rPr>
-        <w:t>① V$ARCHIVE_DEST_STATUS</w:t>
-      </w:r>
-    </w:p>
-    <w:p>
-      <w:r>
-        <w:rPr>
-          <w:rFonts w:ascii="맑은 고딕" w:hAnsi="맑은 고딕" w:eastAsia="맑은 고딕"/>
-          <w:sz w:val="21"/>
-        </w:rPr>
-        <w:t>② V$ARCHIVE_DEST</w:t>
-      </w:r>
-    </w:p>
-    <w:p>
-      <w:r>
-        <w:rPr>
-          <w:rFonts w:ascii="맑은 고딕" w:hAnsi="맑은 고딕" w:eastAsia="맑은 고딕"/>
-          <w:sz w:val="21"/>
-        </w:rPr>
-        <w:t>③ V$LOGFILE</w:t>
-      </w:r>
-    </w:p>
-    <w:p>
-      <w:r>
-        <w:rPr>
-          <w:rFonts w:ascii="맑은 고딕" w:hAnsi="맑은 고딕" w:eastAsia="맑은 고딕"/>
-          <w:sz w:val="21"/>
-        </w:rPr>
-        <w:t>④ V$DG_BROKER_CONFIG</w:t>
+        <w:t>[하-08] Standby에서 `INSERT`를 시도하면?</w:t>
+      </w:r>
+    </w:p>
+    <w:p>
+      <w:r>
+        <w:rPr>
+          <w:rFonts w:ascii="맑은 고딕" w:hAnsi="맑은 고딕" w:eastAsia="맑은 고딕"/>
+          <w:sz w:val="21"/>
+        </w:rPr>
+        <w:t>① ORA-16000</w:t>
+      </w:r>
+    </w:p>
+    <w:p>
+      <w:r>
+        <w:rPr>
+          <w:rFonts w:ascii="맑은 고딕" w:hAnsi="맑은 고딕" w:eastAsia="맑은 고딕"/>
+          <w:sz w:val="21"/>
+        </w:rPr>
+        <w:t>② ORA-16397</w:t>
+      </w:r>
+    </w:p>
+    <w:p>
+      <w:r>
+        <w:rPr>
+          <w:rFonts w:ascii="맑은 고딕" w:hAnsi="맑은 고딕" w:eastAsia="맑은 고딕"/>
+          <w:sz w:val="21"/>
+        </w:rPr>
+        <w:t>③ ORA-03172</w:t>
+      </w:r>
+    </w:p>
+    <w:p>
+      <w:r>
+        <w:rPr>
+          <w:rFonts w:ascii="맑은 고딕" w:hAnsi="맑은 고딕" w:eastAsia="맑은 고딕"/>
+          <w:sz w:val="21"/>
+        </w:rPr>
+        <w:t>④ 정상 수행된다</w:t>
       </w:r>
     </w:p>
     <w:p>
@@ -474,43 +474,43 @@
           <w:rFonts w:ascii="맑은 고딕" w:hAnsi="맑은 고딕" w:eastAsia="맑은 고딕"/>
           <w:sz w:val="21"/>
         </w:rPr>
-        <w:t>[하-09] 실측에서 `dest_id=1`의 `RECOVERY_MODE`는?</w:t>
-      </w:r>
-    </w:p>
-    <w:p>
-      <w:r>
-        <w:rPr>
-          <w:rFonts w:ascii="맑은 고딕" w:hAnsi="맑은 고딕" w:eastAsia="맑은 고딕"/>
-          <w:sz w:val="21"/>
-        </w:rPr>
-        <w:t>① IDLE</w:t>
-      </w:r>
-    </w:p>
-    <w:p>
-      <w:r>
-        <w:rPr>
-          <w:rFonts w:ascii="맑은 고딕" w:hAnsi="맑은 고딕" w:eastAsia="맑은 고딕"/>
-          <w:sz w:val="21"/>
-        </w:rPr>
-        <w:t>② MANAGED REAL TIME APPLY</w:t>
-      </w:r>
-    </w:p>
-    <w:p>
-      <w:r>
-        <w:rPr>
-          <w:rFonts w:ascii="맑은 고딕" w:hAnsi="맑은 고딕" w:eastAsia="맑은 고딕"/>
-          <w:sz w:val="21"/>
-        </w:rPr>
-        <w:t>③ MANAGED</w:t>
-      </w:r>
-    </w:p>
-    <w:p>
-      <w:r>
-        <w:rPr>
-          <w:rFonts w:ascii="맑은 고딕" w:hAnsi="맑은 고딕" w:eastAsia="맑은 고딕"/>
-          <w:sz w:val="21"/>
-        </w:rPr>
-        <w:t>④ (비어 있음)</w:t>
+        <w:t>[하-09] Standby에서 정렬을 포함한 조회는?</w:t>
+      </w:r>
+    </w:p>
+    <w:p>
+      <w:r>
+        <w:rPr>
+          <w:rFonts w:ascii="맑은 고딕" w:hAnsi="맑은 고딕" w:eastAsia="맑은 고딕"/>
+          <w:sz w:val="21"/>
+        </w:rPr>
+        <w:t>① 된다. 임시 테이블스페이스를 쓴다</w:t>
+      </w:r>
+    </w:p>
+    <w:p>
+      <w:r>
+        <w:rPr>
+          <w:rFonts w:ascii="맑은 고딕" w:hAnsi="맑은 고딕" w:eastAsia="맑은 고딕"/>
+          <w:sz w:val="21"/>
+        </w:rPr>
+        <w:t>② 안 된다</w:t>
+      </w:r>
+    </w:p>
+    <w:p>
+      <w:r>
+        <w:rPr>
+          <w:rFonts w:ascii="맑은 고딕" w:hAnsi="맑은 고딕" w:eastAsia="맑은 고딕"/>
+          <w:sz w:val="21"/>
+        </w:rPr>
+        <w:t>③ 소량만 된다</w:t>
+      </w:r>
+    </w:p>
+    <w:p>
+      <w:r>
+        <w:rPr>
+          <w:rFonts w:ascii="맑은 고딕" w:hAnsi="맑은 고딕" w:eastAsia="맑은 고딕"/>
+          <w:sz w:val="21"/>
+        </w:rPr>
+        <w:t>④ Primary로 전달된다</w:t>
       </w:r>
     </w:p>
     <w:p>
@@ -528,43 +528,43 @@
           <w:rFonts w:ascii="맑은 고딕" w:hAnsi="맑은 고딕" w:eastAsia="맑은 고딕"/>
           <w:sz w:val="21"/>
         </w:rPr>
-        <w:t>[하-10] `VALID_FOR=(online_logfiles, all_roles)`는 `V$ARCHIVE_DEST`에서 어떻게 보이는가?</w:t>
-      </w:r>
-    </w:p>
-    <w:p>
-      <w:r>
-        <w:rPr>
-          <w:rFonts w:ascii="맑은 고딕" w:hAnsi="맑은 고딕" w:eastAsia="맑은 고딕"/>
-          <w:sz w:val="21"/>
-        </w:rPr>
-        <w:t>① VALID_TYPE=ONLINE_LOGFILE, VALID_ROLE=ALL_ROLES</w:t>
-      </w:r>
-    </w:p>
-    <w:p>
-      <w:r>
-        <w:rPr>
-          <w:rFonts w:ascii="맑은 고딕" w:hAnsi="맑은 고딕" w:eastAsia="맑은 고딕"/>
-          <w:sz w:val="21"/>
-        </w:rPr>
-        <w:t>② VALID_NOW=YES</w:t>
-      </w:r>
-    </w:p>
-    <w:p>
-      <w:r>
-        <w:rPr>
-          <w:rFonts w:ascii="맑은 고딕" w:hAnsi="맑은 고딕" w:eastAsia="맑은 고딕"/>
-          <w:sz w:val="21"/>
-        </w:rPr>
-        <w:t>③ BINDING=OPTIONAL</w:t>
-      </w:r>
-    </w:p>
-    <w:p>
-      <w:r>
-        <w:rPr>
-          <w:rFonts w:ascii="맑은 고딕" w:hAnsi="맑은 고딕" w:eastAsia="맑은 고딕"/>
-          <w:sz w:val="21"/>
-        </w:rPr>
-        <w:t>④ TARGET=STANDBY</w:t>
+        <w:t>[하-10] Standby에서 전역 임시 테이블(GTT)에 `INSERT`하면?</w:t>
+      </w:r>
+    </w:p>
+    <w:p>
+      <w:r>
+        <w:rPr>
+          <w:rFonts w:ascii="맑은 고딕" w:hAnsi="맑은 고딕" w:eastAsia="맑은 고딕"/>
+          <w:sz w:val="21"/>
+        </w:rPr>
+        <w:t>① 된다</w:t>
+      </w:r>
+    </w:p>
+    <w:p>
+      <w:r>
+        <w:rPr>
+          <w:rFonts w:ascii="맑은 고딕" w:hAnsi="맑은 고딕" w:eastAsia="맑은 고딕"/>
+          <w:sz w:val="21"/>
+        </w:rPr>
+        <w:t>② ORA-16000</w:t>
+      </w:r>
+    </w:p>
+    <w:p>
+      <w:r>
+        <w:rPr>
+          <w:rFonts w:ascii="맑은 고딕" w:hAnsi="맑은 고딕" w:eastAsia="맑은 고딕"/>
+          <w:sz w:val="21"/>
+        </w:rPr>
+        <w:t>③ ORA-16397</w:t>
+      </w:r>
+    </w:p>
+    <w:p>
+      <w:r>
+        <w:rPr>
+          <w:rFonts w:ascii="맑은 고딕" w:hAnsi="맑은 고딕" w:eastAsia="맑은 고딕"/>
+          <w:sz w:val="21"/>
+        </w:rPr>
+        <w:t>④ 세션이 끊긴다</w:t>
       </w:r>
     </w:p>
     <w:p>
@@ -582,43 +582,43 @@
           <w:rFonts w:ascii="맑은 고딕" w:hAnsi="맑은 고딕" w:eastAsia="맑은 고딕"/>
           <w:sz w:val="21"/>
         </w:rPr>
-        <w:t>[하-11] Standby 리스너를 내렸을 때 `V$ARCHIVE_DEST`의 `ERROR` 열에 나온 값은?</w:t>
-      </w:r>
-    </w:p>
-    <w:p>
-      <w:r>
-        <w:rPr>
-          <w:rFonts w:ascii="맑은 고딕" w:hAnsi="맑은 고딕" w:eastAsia="맑은 고딕"/>
-          <w:sz w:val="21"/>
-        </w:rPr>
-        <w:t>① ORA-12541: TNS:no listener</w:t>
-      </w:r>
-    </w:p>
-    <w:p>
-      <w:r>
-        <w:rPr>
-          <w:rFonts w:ascii="맑은 고딕" w:hAnsi="맑은 고딕" w:eastAsia="맑은 고딕"/>
-          <w:sz w:val="21"/>
-        </w:rPr>
-        <w:t>② ORA-16055: FAL request rejected</w:t>
-      </w:r>
-    </w:p>
-    <w:p>
-      <w:r>
-        <w:rPr>
-          <w:rFonts w:ascii="맑은 고딕" w:hAnsi="맑은 고딕" w:eastAsia="맑은 고딕"/>
-          <w:sz w:val="21"/>
-        </w:rPr>
-        <w:t>③ ORA-16857</w:t>
-      </w:r>
-    </w:p>
-    <w:p>
-      <w:r>
-        <w:rPr>
-          <w:rFonts w:ascii="맑은 고딕" w:hAnsi="맑은 고딕" w:eastAsia="맑은 고딕"/>
-          <w:sz w:val="21"/>
-        </w:rPr>
-        <w:t>④ ORA-00942</w:t>
+        <w:t>[하-11] 실습에서 Primary가 1을 받은 시퀀스를 Standby에서 조회하니 나온 값은?</w:t>
+      </w:r>
+    </w:p>
+    <w:p>
+      <w:r>
+        <w:rPr>
+          <w:rFonts w:ascii="맑은 고딕" w:hAnsi="맑은 고딕" w:eastAsia="맑은 고딕"/>
+          <w:sz w:val="21"/>
+        </w:rPr>
+        <w:t>① 21</w:t>
+      </w:r>
+    </w:p>
+    <w:p>
+      <w:r>
+        <w:rPr>
+          <w:rFonts w:ascii="맑은 고딕" w:hAnsi="맑은 고딕" w:eastAsia="맑은 고딕"/>
+          <w:sz w:val="21"/>
+        </w:rPr>
+        <w:t>② 2</w:t>
+      </w:r>
+    </w:p>
+    <w:p>
+      <w:r>
+        <w:rPr>
+          <w:rFonts w:ascii="맑은 고딕" w:hAnsi="맑은 고딕" w:eastAsia="맑은 고딕"/>
+          <w:sz w:val="21"/>
+        </w:rPr>
+        <w:t>③ 1</w:t>
+      </w:r>
+    </w:p>
+    <w:p>
+      <w:r>
+        <w:rPr>
+          <w:rFonts w:ascii="맑은 고딕" w:hAnsi="맑은 고딕" w:eastAsia="맑은 고딕"/>
+          <w:sz w:val="21"/>
+        </w:rPr>
+        <w:t>④ 오류</w:t>
       </w:r>
     </w:p>
     <w:p>
@@ -636,43 +636,43 @@
           <w:rFonts w:ascii="맑은 고딕" w:hAnsi="맑은 고딕" w:eastAsia="맑은 고딕"/>
           <w:sz w:val="21"/>
         </w:rPr>
-        <w:t>[하-12] 그때 `STATUS`와 `VALID_NOW`는?</w:t>
-      </w:r>
-    </w:p>
-    <w:p>
-      <w:r>
-        <w:rPr>
-          <w:rFonts w:ascii="맑은 고딕" w:hAnsi="맑은 고딕" w:eastAsia="맑은 고딕"/>
-          <w:sz w:val="21"/>
-        </w:rPr>
-        <w:t>① ERROR / INACTIVE</w:t>
-      </w:r>
-    </w:p>
-    <w:p>
-      <w:r>
-        <w:rPr>
-          <w:rFonts w:ascii="맑은 고딕" w:hAnsi="맑은 고딕" w:eastAsia="맑은 고딕"/>
-          <w:sz w:val="21"/>
-        </w:rPr>
-        <w:t>② DEFERRED / UNKNOWN</w:t>
-      </w:r>
-    </w:p>
-    <w:p>
-      <w:r>
-        <w:rPr>
-          <w:rFonts w:ascii="맑은 고딕" w:hAnsi="맑은 고딕" w:eastAsia="맑은 고딕"/>
-          <w:sz w:val="21"/>
-        </w:rPr>
-        <w:t>③ VALID / YES</w:t>
-      </w:r>
-    </w:p>
-    <w:p>
-      <w:r>
-        <w:rPr>
-          <w:rFonts w:ascii="맑은 고딕" w:hAnsi="맑은 고딕" w:eastAsia="맑은 고딕"/>
-          <w:sz w:val="21"/>
-        </w:rPr>
-        <w:t>④ ERROR / WRONG VALID_TYPE</w:t>
+        <w:t>[하-12] DML 리다이렉션을 세션 수준으로 켜는 명령은?</w:t>
+      </w:r>
+    </w:p>
+    <w:p>
+      <w:r>
+        <w:rPr>
+          <w:rFonts w:ascii="맑은 고딕" w:hAnsi="맑은 고딕" w:eastAsia="맑은 고딕"/>
+          <w:sz w:val="21"/>
+        </w:rPr>
+        <w:t>① ALTER SESSION ENABLE ADG_REDIRECT_DML</w:t>
+      </w:r>
+    </w:p>
+    <w:p>
+      <w:r>
+        <w:rPr>
+          <w:rFonts w:ascii="맑은 고딕" w:hAnsi="맑은 고딕" w:eastAsia="맑은 고딕"/>
+          <w:sz w:val="21"/>
+        </w:rPr>
+        <w:t>② ALTER SYSTEM SET ADG_REDIRECT_DML=TRUE</w:t>
+      </w:r>
+    </w:p>
+    <w:p>
+      <w:r>
+        <w:rPr>
+          <w:rFonts w:ascii="맑은 고딕" w:hAnsi="맑은 고딕" w:eastAsia="맑은 고딕"/>
+          <w:sz w:val="21"/>
+        </w:rPr>
+        <w:t>③ ALTER SESSION SET REDIRECT=ON</w:t>
+      </w:r>
+    </w:p>
+    <w:p>
+      <w:r>
+        <w:rPr>
+          <w:rFonts w:ascii="맑은 고딕" w:hAnsi="맑은 고딕" w:eastAsia="맑은 고딕"/>
+          <w:sz w:val="21"/>
+        </w:rPr>
+        <w:t>④ ALTER DATABASE ENABLE REDIRECT</w:t>
       </w:r>
     </w:p>
     <w:p>
@@ -690,43 +690,43 @@
           <w:rFonts w:ascii="맑은 고딕" w:hAnsi="맑은 고딕" w:eastAsia="맑은 고딕"/>
           <w:sz w:val="21"/>
         </w:rPr>
-        <w:t>[하-13] 그때 `LOG_ARCHIVE_DEST_STATE_2`의 값은?</w:t>
-      </w:r>
-    </w:p>
-    <w:p>
-      <w:r>
-        <w:rPr>
-          <w:rFonts w:ascii="맑은 고딕" w:hAnsi="맑은 고딕" w:eastAsia="맑은 고딕"/>
-          <w:sz w:val="21"/>
-        </w:rPr>
-        <w:t>① ENABLE</w:t>
-      </w:r>
-    </w:p>
-    <w:p>
-      <w:r>
-        <w:rPr>
-          <w:rFonts w:ascii="맑은 고딕" w:hAnsi="맑은 고딕" w:eastAsia="맑은 고딕"/>
-          <w:sz w:val="21"/>
-        </w:rPr>
-        <w:t>② RESET</w:t>
-      </w:r>
-    </w:p>
-    <w:p>
-      <w:r>
-        <w:rPr>
-          <w:rFonts w:ascii="맑은 고딕" w:hAnsi="맑은 고딕" w:eastAsia="맑은 고딕"/>
-          <w:sz w:val="21"/>
-        </w:rPr>
-        <w:t>③ DEFER</w:t>
-      </w:r>
-    </w:p>
-    <w:p>
-      <w:r>
-        <w:rPr>
-          <w:rFonts w:ascii="맑은 고딕" w:hAnsi="맑은 고딕" w:eastAsia="맑은 고딕"/>
-          <w:sz w:val="21"/>
-        </w:rPr>
-        <w:t>④ ALTERNATE</w:t>
+        <w:t>[하-13] `ADG_REDIRECT_DML`의 기본값은?</w:t>
+      </w:r>
+    </w:p>
+    <w:p>
+      <w:r>
+        <w:rPr>
+          <w:rFonts w:ascii="맑은 고딕" w:hAnsi="맑은 고딕" w:eastAsia="맑은 고딕"/>
+          <w:sz w:val="21"/>
+        </w:rPr>
+        <w:t>① FALSE</w:t>
+      </w:r>
+    </w:p>
+    <w:p>
+      <w:r>
+        <w:rPr>
+          <w:rFonts w:ascii="맑은 고딕" w:hAnsi="맑은 고딕" w:eastAsia="맑은 고딕"/>
+          <w:sz w:val="21"/>
+        </w:rPr>
+        <w:t>② TRUE</w:t>
+      </w:r>
+    </w:p>
+    <w:p>
+      <w:r>
+        <w:rPr>
+          <w:rFonts w:ascii="맑은 고딕" w:hAnsi="맑은 고딕" w:eastAsia="맑은 고딕"/>
+          <w:sz w:val="21"/>
+        </w:rPr>
+        <w:t>③ AUTO</w:t>
+      </w:r>
+    </w:p>
+    <w:p>
+      <w:r>
+        <w:rPr>
+          <w:rFonts w:ascii="맑은 고딕" w:hAnsi="맑은 고딕" w:eastAsia="맑은 고딕"/>
+          <w:sz w:val="21"/>
+        </w:rPr>
+        <w:t>④ NONE</w:t>
       </w:r>
     </w:p>
     <w:p>
@@ -744,43 +744,43 @@
           <w:rFonts w:ascii="맑은 고딕" w:hAnsi="맑은 고딕" w:eastAsia="맑은 고딕"/>
           <w:sz w:val="21"/>
         </w:rPr>
-        <w:t>[하-14] 전송이 끊겼을 때 Standby의 MRP0 상태는?</w:t>
-      </w:r>
-    </w:p>
-    <w:p>
-      <w:r>
-        <w:rPr>
-          <w:rFonts w:ascii="맑은 고딕" w:hAnsi="맑은 고딕" w:eastAsia="맑은 고딕"/>
-          <w:sz w:val="21"/>
-        </w:rPr>
-        <w:t>① WAIT_FOR_LOG</w:t>
-      </w:r>
-    </w:p>
-    <w:p>
-      <w:r>
-        <w:rPr>
-          <w:rFonts w:ascii="맑은 고딕" w:hAnsi="맑은 고딕" w:eastAsia="맑은 고딕"/>
-          <w:sz w:val="21"/>
-        </w:rPr>
-        <w:t>② APPLYING_LOG</w:t>
-      </w:r>
-    </w:p>
-    <w:p>
-      <w:r>
-        <w:rPr>
-          <w:rFonts w:ascii="맑은 고딕" w:hAnsi="맑은 고딕" w:eastAsia="맑은 고딕"/>
-          <w:sz w:val="21"/>
-        </w:rPr>
-        <w:t>③ WAIT_FOR_GAP</w:t>
-      </w:r>
-    </w:p>
-    <w:p>
-      <w:r>
-        <w:rPr>
-          <w:rFonts w:ascii="맑은 고딕" w:hAnsi="맑은 고딕" w:eastAsia="맑은 고딕"/>
-          <w:sz w:val="21"/>
-        </w:rPr>
-        <w:t>④ 행이 사라진다</w:t>
+        <w:t>[하-14] 리다이렉션을 켜고 `SYS`로 DML을 실행하면?</w:t>
+      </w:r>
+    </w:p>
+    <w:p>
+      <w:r>
+        <w:rPr>
+          <w:rFonts w:ascii="맑은 고딕" w:hAnsi="맑은 고딕" w:eastAsia="맑은 고딕"/>
+          <w:sz w:val="21"/>
+        </w:rPr>
+        <w:t>① ORA-16397</w:t>
+      </w:r>
+    </w:p>
+    <w:p>
+      <w:r>
+        <w:rPr>
+          <w:rFonts w:ascii="맑은 고딕" w:hAnsi="맑은 고딕" w:eastAsia="맑은 고딕"/>
+          <w:sz w:val="21"/>
+        </w:rPr>
+        <w:t>② ORA-16000</w:t>
+      </w:r>
+    </w:p>
+    <w:p>
+      <w:r>
+        <w:rPr>
+          <w:rFonts w:ascii="맑은 고딕" w:hAnsi="맑은 고딕" w:eastAsia="맑은 고딕"/>
+          <w:sz w:val="21"/>
+        </w:rPr>
+        <w:t>③ 정상 수행된다</w:t>
+      </w:r>
+    </w:p>
+    <w:p>
+      <w:r>
+        <w:rPr>
+          <w:rFonts w:ascii="맑은 고딕" w:hAnsi="맑은 고딕" w:eastAsia="맑은 고딕"/>
+          <w:sz w:val="21"/>
+        </w:rPr>
+        <w:t>④ ORA-03172</w:t>
       </w:r>
     </w:p>
     <w:p>
@@ -798,43 +798,43 @@
           <w:rFonts w:ascii="맑은 고딕" w:hAnsi="맑은 고딕" w:eastAsia="맑은 고딕"/>
           <w:sz w:val="21"/>
         </w:rPr>
-        <w:t>[하-15] `V$ARCHIVED_LOG`에서 `dest_id=1` 행의 `APPLIED`가 항상 `NO`인 이유는?</w:t>
-      </w:r>
-    </w:p>
-    <w:p>
-      <w:r>
-        <w:rPr>
-          <w:rFonts w:ascii="맑은 고딕" w:hAnsi="맑은 고딕" w:eastAsia="맑은 고딕"/>
-          <w:sz w:val="21"/>
-        </w:rPr>
-        <w:t>① 자신의 로컬 아카이브이므로 적용 대상이 아니다</w:t>
-      </w:r>
-    </w:p>
-    <w:p>
-      <w:r>
-        <w:rPr>
-          <w:rFonts w:ascii="맑은 고딕" w:hAnsi="맑은 고딕" w:eastAsia="맑은 고딕"/>
-          <w:sz w:val="21"/>
-        </w:rPr>
-        <w:t>② 아직 전송되지 않았으므로</w:t>
-      </w:r>
-    </w:p>
-    <w:p>
-      <w:r>
-        <w:rPr>
-          <w:rFonts w:ascii="맑은 고딕" w:hAnsi="맑은 고딕" w:eastAsia="맑은 고딕"/>
-          <w:sz w:val="21"/>
-        </w:rPr>
-        <w:t>③ 열이 갱신되지 않는 버그이므로</w:t>
-      </w:r>
-    </w:p>
-    <w:p>
-      <w:r>
-        <w:rPr>
-          <w:rFonts w:ascii="맑은 고딕" w:hAnsi="맑은 고딕" w:eastAsia="맑은 고딕"/>
-          <w:sz w:val="21"/>
-        </w:rPr>
-        <w:t>④ 권한이 없어 확인할 수 없으므로</w:t>
+        <w:t>[하-15] 리다이렉션을 켜고 DDL을 실행하면?</w:t>
+      </w:r>
+    </w:p>
+    <w:p>
+      <w:r>
+        <w:rPr>
+          <w:rFonts w:ascii="맑은 고딕" w:hAnsi="맑은 고딕" w:eastAsia="맑은 고딕"/>
+          <w:sz w:val="21"/>
+        </w:rPr>
+        <w:t>① ORA-16000</w:t>
+      </w:r>
+    </w:p>
+    <w:p>
+      <w:r>
+        <w:rPr>
+          <w:rFonts w:ascii="맑은 고딕" w:hAnsi="맑은 고딕" w:eastAsia="맑은 고딕"/>
+          <w:sz w:val="21"/>
+        </w:rPr>
+        <w:t>② ORA-16397</w:t>
+      </w:r>
+    </w:p>
+    <w:p>
+      <w:r>
+        <w:rPr>
+          <w:rFonts w:ascii="맑은 고딕" w:hAnsi="맑은 고딕" w:eastAsia="맑은 고딕"/>
+          <w:sz w:val="21"/>
+        </w:rPr>
+        <w:t>③ 정상 수행된다</w:t>
+      </w:r>
+    </w:p>
+    <w:p>
+      <w:r>
+        <w:rPr>
+          <w:rFonts w:ascii="맑은 고딕" w:hAnsi="맑은 고딕" w:eastAsia="맑은 고딕"/>
+          <w:sz w:val="21"/>
+        </w:rPr>
+        <w:t>④ ORA-01031</w:t>
       </w:r>
     </w:p>
     <w:p>
@@ -852,43 +852,43 @@
           <w:rFonts w:ascii="맑은 고딕" w:hAnsi="맑은 고딕" w:eastAsia="맑은 고딕"/>
           <w:sz w:val="21"/>
         </w:rPr>
-        <w:t>[하-16] 실시간 적용 환경에서 `APPLIED_SEQ#`가 0인 이유는?</w:t>
-      </w:r>
-    </w:p>
-    <w:p>
-      <w:r>
-        <w:rPr>
-          <w:rFonts w:ascii="맑은 고딕" w:hAnsi="맑은 고딕" w:eastAsia="맑은 고딕"/>
-          <w:sz w:val="21"/>
-        </w:rPr>
-        <w:t>① SRL에서 직접 읽으므로 아카이브 기준 값이 채워지지 않는다</w:t>
-      </w:r>
-    </w:p>
-    <w:p>
-      <w:r>
-        <w:rPr>
-          <w:rFonts w:ascii="맑은 고딕" w:hAnsi="맑은 고딕" w:eastAsia="맑은 고딕"/>
-          <w:sz w:val="21"/>
-        </w:rPr>
-        <w:t>② 적용이 멈춰 있다</w:t>
-      </w:r>
-    </w:p>
-    <w:p>
-      <w:r>
-        <w:rPr>
-          <w:rFonts w:ascii="맑은 고딕" w:hAnsi="맑은 고딕" w:eastAsia="맑은 고딕"/>
-          <w:sz w:val="21"/>
-        </w:rPr>
-        <w:t>③ 갭이 있다</w:t>
-      </w:r>
-    </w:p>
-    <w:p>
-      <w:r>
-        <w:rPr>
-          <w:rFonts w:ascii="맑은 고딕" w:hAnsi="맑은 고딕" w:eastAsia="맑은 고딕"/>
-          <w:sz w:val="21"/>
-        </w:rPr>
-        <w:t>④ 뷰를 Standby에서 조회했기 때문</w:t>
+        <w:t>[하-16] 세션이 허용할 지연을 초 단위로 정하는 파라미터는?</w:t>
+      </w:r>
+    </w:p>
+    <w:p>
+      <w:r>
+        <w:rPr>
+          <w:rFonts w:ascii="맑은 고딕" w:hAnsi="맑은 고딕" w:eastAsia="맑은 고딕"/>
+          <w:sz w:val="21"/>
+        </w:rPr>
+        <w:t>① STANDBY_MAX_DATA_DELAY</w:t>
+      </w:r>
+    </w:p>
+    <w:p>
+      <w:r>
+        <w:rPr>
+          <w:rFonts w:ascii="맑은 고딕" w:hAnsi="맑은 고딕" w:eastAsia="맑은 고딕"/>
+          <w:sz w:val="21"/>
+        </w:rPr>
+        <w:t>② ADG_REDIRECT_DML</w:t>
+      </w:r>
+    </w:p>
+    <w:p>
+      <w:r>
+        <w:rPr>
+          <w:rFonts w:ascii="맑은 고딕" w:hAnsi="맑은 고딕" w:eastAsia="맑은 고딕"/>
+          <w:sz w:val="21"/>
+        </w:rPr>
+        <w:t>③ DB_LOST_WRITE_PROTECT</w:t>
+      </w:r>
+    </w:p>
+    <w:p>
+      <w:r>
+        <w:rPr>
+          <w:rFonts w:ascii="맑은 고딕" w:hAnsi="맑은 고딕" w:eastAsia="맑은 고딕"/>
+          <w:sz w:val="21"/>
+        </w:rPr>
+        <w:t>④ MAX_DATA_DELAY</w:t>
       </w:r>
     </w:p>
     <w:p>
@@ -906,43 +906,43 @@
           <w:rFonts w:ascii="맑은 고딕" w:hAnsi="맑은 고딕" w:eastAsia="맑은 고딕"/>
           <w:sz w:val="21"/>
         </w:rPr>
-        <w:t>[하-17] 전송 과정을 추적하는 파라미터는?</w:t>
-      </w:r>
-    </w:p>
-    <w:p>
-      <w:r>
-        <w:rPr>
-          <w:rFonts w:ascii="맑은 고딕" w:hAnsi="맑은 고딕" w:eastAsia="맑은 고딕"/>
-          <w:sz w:val="21"/>
-        </w:rPr>
-        <w:t>① LOG_ARCHIVE_TRACE</w:t>
-      </w:r>
-    </w:p>
-    <w:p>
-      <w:r>
-        <w:rPr>
-          <w:rFonts w:ascii="맑은 고딕" w:hAnsi="맑은 고딕" w:eastAsia="맑은 고딕"/>
-          <w:sz w:val="21"/>
-        </w:rPr>
-        <w:t>② SQL_TRACE</w:t>
-      </w:r>
-    </w:p>
-    <w:p>
-      <w:r>
-        <w:rPr>
-          <w:rFonts w:ascii="맑은 고딕" w:hAnsi="맑은 고딕" w:eastAsia="맑은 고딕"/>
-          <w:sz w:val="21"/>
-        </w:rPr>
-        <w:t>③ DG_TRACE_LEVEL</w:t>
-      </w:r>
-    </w:p>
-    <w:p>
-      <w:r>
-        <w:rPr>
-          <w:rFonts w:ascii="맑은 고딕" w:hAnsi="맑은 고딕" w:eastAsia="맑은 고딕"/>
-          <w:sz w:val="21"/>
-        </w:rPr>
-        <w:t>④ EVENT</w:t>
+        <w:t>[하-17] 그 한도를 초과했을 때의 오류는?</w:t>
+      </w:r>
+    </w:p>
+    <w:p>
+      <w:r>
+        <w:rPr>
+          <w:rFonts w:ascii="맑은 고딕" w:hAnsi="맑은 고딕" w:eastAsia="맑은 고딕"/>
+          <w:sz w:val="21"/>
+        </w:rPr>
+        <w:t>① ORA-03172</w:t>
+      </w:r>
+    </w:p>
+    <w:p>
+      <w:r>
+        <w:rPr>
+          <w:rFonts w:ascii="맑은 고딕" w:hAnsi="맑은 고딕" w:eastAsia="맑은 고딕"/>
+          <w:sz w:val="21"/>
+        </w:rPr>
+        <w:t>② ORA-03173</w:t>
+      </w:r>
+    </w:p>
+    <w:p>
+      <w:r>
+        <w:rPr>
+          <w:rFonts w:ascii="맑은 고딕" w:hAnsi="맑은 고딕" w:eastAsia="맑은 고딕"/>
+          <w:sz w:val="21"/>
+        </w:rPr>
+        <w:t>③ ORA-03174</w:t>
+      </w:r>
+    </w:p>
+    <w:p>
+      <w:r>
+        <w:rPr>
+          <w:rFonts w:ascii="맑은 고딕" w:hAnsi="맑은 고딕" w:eastAsia="맑은 고딕"/>
+          <w:sz w:val="21"/>
+        </w:rPr>
+        <w:t>④ ORA-16000</w:t>
       </w:r>
     </w:p>
     <w:p>
@@ -960,43 +960,43 @@
           <w:rFonts w:ascii="맑은 고딕" w:hAnsi="맑은 고딕" w:eastAsia="맑은 고딕"/>
           <w:sz w:val="21"/>
         </w:rPr>
-        <w:t>[하-18] 그 파라미터에 잘못된 값을 주면 나오는 오류는?</w:t>
-      </w:r>
-    </w:p>
-    <w:p>
-      <w:r>
-        <w:rPr>
-          <w:rFonts w:ascii="맑은 고딕" w:hAnsi="맑은 고딕" w:eastAsia="맑은 고딕"/>
-          <w:sz w:val="21"/>
-        </w:rPr>
-        <w:t>① ORA-02017: integer value required</w:t>
-      </w:r>
-    </w:p>
-    <w:p>
-      <w:r>
-        <w:rPr>
-          <w:rFonts w:ascii="맑은 고딕" w:hAnsi="맑은 고딕" w:eastAsia="맑은 고딕"/>
-          <w:sz w:val="21"/>
-        </w:rPr>
-        <w:t>② ORA-00904</w:t>
-      </w:r>
-    </w:p>
-    <w:p>
-      <w:r>
-        <w:rPr>
-          <w:rFonts w:ascii="맑은 고딕" w:hAnsi="맑은 고딕" w:eastAsia="맑은 고딕"/>
-          <w:sz w:val="21"/>
-        </w:rPr>
-        <w:t>③ ORA-16540</w:t>
-      </w:r>
-    </w:p>
-    <w:p>
-      <w:r>
-        <w:rPr>
-          <w:rFonts w:ascii="맑은 고딕" w:hAnsi="맑은 고딕" w:eastAsia="맑은 고딕"/>
-          <w:sz w:val="21"/>
-        </w:rPr>
-        <w:t>④ ORA-00942</w:t>
+        <w:t>[하-18] `ALTER SESSION SYNC WITH PRIMARY`가 실습 환경에서 실패하는 오류는?</w:t>
+      </w:r>
+    </w:p>
+    <w:p>
+      <w:r>
+        <w:rPr>
+          <w:rFonts w:ascii="맑은 고딕" w:hAnsi="맑은 고딕" w:eastAsia="맑은 고딕"/>
+          <w:sz w:val="21"/>
+        </w:rPr>
+        <w:t>① ORA-03173</w:t>
+      </w:r>
+    </w:p>
+    <w:p>
+      <w:r>
+        <w:rPr>
+          <w:rFonts w:ascii="맑은 고딕" w:hAnsi="맑은 고딕" w:eastAsia="맑은 고딕"/>
+          <w:sz w:val="21"/>
+        </w:rPr>
+        <w:t>② ORA-03172</w:t>
+      </w:r>
+    </w:p>
+    <w:p>
+      <w:r>
+        <w:rPr>
+          <w:rFonts w:ascii="맑은 고딕" w:hAnsi="맑은 고딕" w:eastAsia="맑은 고딕"/>
+          <w:sz w:val="21"/>
+        </w:rPr>
+        <w:t>③ ORA-03174</w:t>
+      </w:r>
+    </w:p>
+    <w:p>
+      <w:r>
+        <w:rPr>
+          <w:rFonts w:ascii="맑은 고딕" w:hAnsi="맑은 고딕" w:eastAsia="맑은 고딕"/>
+          <w:sz w:val="21"/>
+        </w:rPr>
+        <w:t>④ ORA-16397</w:t>
       </w:r>
     </w:p>
     <w:p>
@@ -1014,43 +1014,43 @@
           <w:rFonts w:ascii="맑은 고딕" w:hAnsi="맑은 고딕" w:eastAsia="맑은 고딕"/>
           <w:sz w:val="21"/>
         </w:rPr>
-        <w:t>[하-19] 트레이스 파일 이름 규칙은?</w:t>
-      </w:r>
-    </w:p>
-    <w:p>
-      <w:r>
-        <w:rPr>
-          <w:rFonts w:ascii="맑은 고딕" w:hAnsi="맑은 고딕" w:eastAsia="맑은 고딕"/>
-          <w:sz w:val="21"/>
-        </w:rPr>
-        <w:t>① &amp;lt;SID&amp;gt;_&amp;lt;프로세스&amp;gt;_&amp;lt;PID&amp;gt;.trc</w:t>
-      </w:r>
-    </w:p>
-    <w:p>
-      <w:r>
-        <w:rPr>
-          <w:rFonts w:ascii="맑은 고딕" w:hAnsi="맑은 고딕" w:eastAsia="맑은 고딕"/>
-          <w:sz w:val="21"/>
-        </w:rPr>
-        <w:t>② trace_&amp;lt;날짜&amp;gt;.log</w:t>
-      </w:r>
-    </w:p>
-    <w:p>
-      <w:r>
-        <w:rPr>
-          <w:rFonts w:ascii="맑은 고딕" w:hAnsi="맑은 고딕" w:eastAsia="맑은 고딕"/>
-          <w:sz w:val="21"/>
-        </w:rPr>
-        <w:t>③ &amp;lt;DB_NAME&amp;gt;.trc</w:t>
-      </w:r>
-    </w:p>
-    <w:p>
-      <w:r>
-        <w:rPr>
-          <w:rFonts w:ascii="맑은 고딕" w:hAnsi="맑은 고딕" w:eastAsia="맑은 고딕"/>
-          <w:sz w:val="21"/>
-        </w:rPr>
-        <w:t>④ alert_&amp;lt;SID&amp;gt;.trc</w:t>
+        <w:t>[하-19] 지연의 분포를 누적해 보여 주는 뷰는?</w:t>
+      </w:r>
+    </w:p>
+    <w:p>
+      <w:r>
+        <w:rPr>
+          <w:rFonts w:ascii="맑은 고딕" w:hAnsi="맑은 고딕" w:eastAsia="맑은 고딕"/>
+          <w:sz w:val="21"/>
+        </w:rPr>
+        <w:t>① V$STANDBY_EVENT_HISTOGRAM</w:t>
+      </w:r>
+    </w:p>
+    <w:p>
+      <w:r>
+        <w:rPr>
+          <w:rFonts w:ascii="맑은 고딕" w:hAnsi="맑은 고딕" w:eastAsia="맑은 고딕"/>
+          <w:sz w:val="21"/>
+        </w:rPr>
+        <w:t>② V$DATAGUARD_STATS</w:t>
+      </w:r>
+    </w:p>
+    <w:p>
+      <w:r>
+        <w:rPr>
+          <w:rFonts w:ascii="맑은 고딕" w:hAnsi="맑은 고딕" w:eastAsia="맑은 고딕"/>
+          <w:sz w:val="21"/>
+        </w:rPr>
+        <w:t>③ V$MANAGED_STANDBY</w:t>
+      </w:r>
+    </w:p>
+    <w:p>
+      <w:r>
+        <w:rPr>
+          <w:rFonts w:ascii="맑은 고딕" w:hAnsi="맑은 고딕" w:eastAsia="맑은 고딕"/>
+          <w:sz w:val="21"/>
+        </w:rPr>
+        <w:t>④ V$ARCHIVE_GAP</w:t>
       </w:r>
     </w:p>
     <w:p>
@@ -1068,43 +1068,43 @@
           <w:rFonts w:ascii="맑은 고딕" w:hAnsi="맑은 고딕" w:eastAsia="맑은 고딕"/>
           <w:sz w:val="21"/>
         </w:rPr>
-        <w:t>[하-20] 열 이름을 틀리게 썼을 때의 오류 번호는?</w:t>
-      </w:r>
-    </w:p>
-    <w:p>
-      <w:r>
-        <w:rPr>
-          <w:rFonts w:ascii="맑은 고딕" w:hAnsi="맑은 고딕" w:eastAsia="맑은 고딕"/>
-          <w:sz w:val="21"/>
-        </w:rPr>
-        <w:t>① ORA-00904</w:t>
-      </w:r>
-    </w:p>
-    <w:p>
-      <w:r>
-        <w:rPr>
-          <w:rFonts w:ascii="맑은 고딕" w:hAnsi="맑은 고딕" w:eastAsia="맑은 고딕"/>
-          <w:sz w:val="21"/>
-        </w:rPr>
-        <w:t>② ORA-00942</w:t>
-      </w:r>
-    </w:p>
-    <w:p>
-      <w:r>
-        <w:rPr>
-          <w:rFonts w:ascii="맑은 고딕" w:hAnsi="맑은 고딕" w:eastAsia="맑은 고딕"/>
-          <w:sz w:val="21"/>
-        </w:rPr>
-        <w:t>③ ORA-02017</w:t>
-      </w:r>
-    </w:p>
-    <w:p>
-      <w:r>
-        <w:rPr>
-          <w:rFonts w:ascii="맑은 고딕" w:hAnsi="맑은 고딕" w:eastAsia="맑은 고딕"/>
-          <w:sz w:val="21"/>
-        </w:rPr>
-        <w:t>④ ORA-01031</w:t>
+        <w:t>[하-20] Standby에서 AWR 스냅샷을 만들려 하면?</w:t>
+      </w:r>
+    </w:p>
+    <w:p>
+      <w:r>
+        <w:rPr>
+          <w:rFonts w:ascii="맑은 고딕" w:hAnsi="맑은 고딕" w:eastAsia="맑은 고딕"/>
+          <w:sz w:val="21"/>
+        </w:rPr>
+        <w:t>① ORA-13516</w:t>
+      </w:r>
+    </w:p>
+    <w:p>
+      <w:r>
+        <w:rPr>
+          <w:rFonts w:ascii="맑은 고딕" w:hAnsi="맑은 고딕" w:eastAsia="맑은 고딕"/>
+          <w:sz w:val="21"/>
+        </w:rPr>
+        <w:t>② ORA-16000</w:t>
+      </w:r>
+    </w:p>
+    <w:p>
+      <w:r>
+        <w:rPr>
+          <w:rFonts w:ascii="맑은 고딕" w:hAnsi="맑은 고딕" w:eastAsia="맑은 고딕"/>
+          <w:sz w:val="21"/>
+        </w:rPr>
+        <w:t>③ ORA-00604</w:t>
+      </w:r>
+    </w:p>
+    <w:p>
+      <w:r>
+        <w:rPr>
+          <w:rFonts w:ascii="맑은 고딕" w:hAnsi="맑은 고딕" w:eastAsia="맑은 고딕"/>
+          <w:sz w:val="21"/>
+        </w:rPr>
+        <w:t>④ 정상 생성된다</w:t>
       </w:r>
     </w:p>
     <w:p>
@@ -1112,7 +1112,7 @@
         <w:pStyle w:val="Heading2"/>
       </w:pPr>
       <w:r>
-        <w:t>[난이도] 중 (응용)</w:t>
+        <w:t>[난이도] 중 (실무)</w:t>
       </w:r>
     </w:p>
     <w:p>
@@ -1130,43 +1130,43 @@
           <w:rFonts w:ascii="맑은 고딕" w:hAnsi="맑은 고딕" w:eastAsia="맑은 고딕"/>
           <w:sz w:val="21"/>
         </w:rPr>
-        <w:t>[중-01] 실측에서 boston의 `V$LOGFILE`이 14행, chicago가 7행인 이유는?</w:t>
-      </w:r>
-    </w:p>
-    <w:p>
-      <w:r>
-        <w:rPr>
-          <w:rFonts w:ascii="맑은 고딕" w:hAnsi="맑은 고딕" w:eastAsia="맑은 고딕"/>
-          <w:sz w:val="21"/>
-        </w:rPr>
-        <w:t>① boston은 OMF가 그룹당 멤버를 둘씩 만들었다</w:t>
-      </w:r>
-    </w:p>
-    <w:p>
-      <w:r>
-        <w:rPr>
-          <w:rFonts w:ascii="맑은 고딕" w:hAnsi="맑은 고딕" w:eastAsia="맑은 고딕"/>
-          <w:sz w:val="21"/>
-        </w:rPr>
-        <w:t>② boston의 그룹 수가 두 배다</w:t>
-      </w:r>
-    </w:p>
-    <w:p>
-      <w:r>
-        <w:rPr>
-          <w:rFonts w:ascii="맑은 고딕" w:hAnsi="맑은 고딕" w:eastAsia="맑은 고딕"/>
-          <w:sz w:val="21"/>
-        </w:rPr>
-        <w:t>③ boston에 SRL이 더 많다</w:t>
-      </w:r>
-    </w:p>
-    <w:p>
-      <w:r>
-        <w:rPr>
-          <w:rFonts w:ascii="맑은 고딕" w:hAnsi="맑은 고딕" w:eastAsia="맑은 고딕"/>
-          <w:sz w:val="21"/>
-        </w:rPr>
-        <w:t>④ 뷰가 중복 행을 반환한다</w:t>
+        <w:t>[중-01] `DETECTED_USAGES`가 0인데도 ADG를 쓰고 있을 수 있는 이유는?</w:t>
+      </w:r>
+    </w:p>
+    <w:p>
+      <w:r>
+        <w:rPr>
+          <w:rFonts w:ascii="맑은 고딕" w:hAnsi="맑은 고딕" w:eastAsia="맑은 고딕"/>
+          <w:sz w:val="21"/>
+        </w:rPr>
+        <w:t>① 통계 수집이 주기적이고 Standby에서는 갱신이 제한적이기 때문</w:t>
+      </w:r>
+    </w:p>
+    <w:p>
+      <w:r>
+        <w:rPr>
+          <w:rFonts w:ascii="맑은 고딕" w:hAnsi="맑은 고딕" w:eastAsia="맑은 고딕"/>
+          <w:sz w:val="21"/>
+        </w:rPr>
+        <w:t>② 값이 항상 0이기 때문</w:t>
+      </w:r>
+    </w:p>
+    <w:p>
+      <w:r>
+        <w:rPr>
+          <w:rFonts w:ascii="맑은 고딕" w:hAnsi="맑은 고딕" w:eastAsia="맑은 고딕"/>
+          <w:sz w:val="21"/>
+        </w:rPr>
+        <w:t>③ 뷰가 잘못되었기 때문</w:t>
+      </w:r>
+    </w:p>
+    <w:p>
+      <w:r>
+        <w:rPr>
+          <w:rFonts w:ascii="맑은 고딕" w:hAnsi="맑은 고딕" w:eastAsia="맑은 고딕"/>
+          <w:sz w:val="21"/>
+        </w:rPr>
+        <w:t>④ 라이선스가 없기 때문</w:t>
       </w:r>
     </w:p>
     <w:p>
@@ -1184,43 +1184,43 @@
           <w:rFonts w:ascii="맑은 고딕" w:hAnsi="맑은 고딕" w:eastAsia="맑은 고딕"/>
           <w:sz w:val="21"/>
         </w:rPr>
-        <w:t>[중-02] SRL의 `ACTIVE` 그룹이 둘 이상이면?</w:t>
-      </w:r>
-    </w:p>
-    <w:p>
-      <w:r>
-        <w:rPr>
-          <w:rFonts w:ascii="맑은 고딕" w:hAnsi="맑은 고딕" w:eastAsia="맑은 고딕"/>
-          <w:sz w:val="21"/>
-        </w:rPr>
-        <w:t>① 앞의 것이 아직 아카이브되지 않았다 — 아카이버를 확인한다</w:t>
-      </w:r>
-    </w:p>
-    <w:p>
-      <w:r>
-        <w:rPr>
-          <w:rFonts w:ascii="맑은 고딕" w:hAnsi="맑은 고딕" w:eastAsia="맑은 고딕"/>
-          <w:sz w:val="21"/>
-        </w:rPr>
-        <w:t>② 정상이다</w:t>
-      </w:r>
-    </w:p>
-    <w:p>
-      <w:r>
-        <w:rPr>
-          <w:rFonts w:ascii="맑은 고딕" w:hAnsi="맑은 고딕" w:eastAsia="맑은 고딕"/>
-          <w:sz w:val="21"/>
-        </w:rPr>
-        <w:t>③ 전송이 두 배로 빨라진 것이다</w:t>
-      </w:r>
-    </w:p>
-    <w:p>
-      <w:r>
-        <w:rPr>
-          <w:rFonts w:ascii="맑은 고딕" w:hAnsi="맑은 고딕" w:eastAsia="맑은 고딕"/>
-          <w:sz w:val="21"/>
-        </w:rPr>
-        <w:t>④ 갭이 발생했다</w:t>
+        <w:t>[중-02] 세션이 어느 데이터베이스에 붙었는지 확인하는 방법은?</w:t>
+      </w:r>
+    </w:p>
+    <w:p>
+      <w:r>
+        <w:rPr>
+          <w:rFonts w:ascii="맑은 고딕" w:hAnsi="맑은 고딕" w:eastAsia="맑은 고딕"/>
+          <w:sz w:val="21"/>
+        </w:rPr>
+        <w:t>① `SYS_CONTEXT('userenv','db_unique_name')`과 `database_role`</w:t>
+      </w:r>
+    </w:p>
+    <w:p>
+      <w:r>
+        <w:rPr>
+          <w:rFonts w:ascii="맑은 고딕" w:hAnsi="맑은 고딕" w:eastAsia="맑은 고딕"/>
+          <w:sz w:val="21"/>
+        </w:rPr>
+        <w:t>② 접속 문자열 확인</w:t>
+      </w:r>
+    </w:p>
+    <w:p>
+      <w:r>
+        <w:rPr>
+          <w:rFonts w:ascii="맑은 고딕" w:hAnsi="맑은 고딕" w:eastAsia="맑은 고딕"/>
+          <w:sz w:val="21"/>
+        </w:rPr>
+        <w:t>③ `V$INSTANCE.HOST_NAME`만 확인</w:t>
+      </w:r>
+    </w:p>
+    <w:p>
+      <w:r>
+        <w:rPr>
+          <w:rFonts w:ascii="맑은 고딕" w:hAnsi="맑은 고딕" w:eastAsia="맑은 고딕"/>
+          <w:sz w:val="21"/>
+        </w:rPr>
+        <w:t>④ 확인할 방법이 없다</w:t>
       </w:r>
     </w:p>
     <w:p>
@@ -1238,43 +1238,43 @@
           <w:rFonts w:ascii="맑은 고딕" w:hAnsi="맑은 고딕" w:eastAsia="맑은 고딕"/>
           <w:sz w:val="21"/>
         </w:rPr>
-        <w:t>[중-03] 감시 스크립트가 `V$STANDBY_LOG`에서 전부 `UNASSIGNED`를 받았다. 먼저 의심할 것은?</w:t>
-      </w:r>
-    </w:p>
-    <w:p>
-      <w:r>
-        <w:rPr>
-          <w:rFonts w:ascii="맑은 고딕" w:hAnsi="맑은 고딕" w:eastAsia="맑은 고딕"/>
-          <w:sz w:val="21"/>
-        </w:rPr>
-        <w:t>① Primary에서 조회했을 가능성</w:t>
-      </w:r>
-    </w:p>
-    <w:p>
-      <w:r>
-        <w:rPr>
-          <w:rFonts w:ascii="맑은 고딕" w:hAnsi="맑은 고딕" w:eastAsia="맑은 고딕"/>
-          <w:sz w:val="21"/>
-        </w:rPr>
-        <w:t>② SRL이 손상됐을 가능성</w:t>
-      </w:r>
-    </w:p>
-    <w:p>
-      <w:r>
-        <w:rPr>
-          <w:rFonts w:ascii="맑은 고딕" w:hAnsi="맑은 고딕" w:eastAsia="맑은 고딕"/>
-          <w:sz w:val="21"/>
-        </w:rPr>
-        <w:t>③ 뷰 권한이 없을 가능성</w:t>
-      </w:r>
-    </w:p>
-    <w:p>
-      <w:r>
-        <w:rPr>
-          <w:rFonts w:ascii="맑은 고딕" w:hAnsi="맑은 고딕" w:eastAsia="맑은 고딕"/>
-          <w:sz w:val="21"/>
-        </w:rPr>
-        <w:t>④ 갭이 있을 가능성</w:t>
+        <w:t>[중-03] 역할 전환이 있는 환경에서 더 신뢰할 수 있는 판단 기준은?</w:t>
+      </w:r>
+    </w:p>
+    <w:p>
+      <w:r>
+        <w:rPr>
+          <w:rFonts w:ascii="맑은 고딕" w:hAnsi="맑은 고딕" w:eastAsia="맑은 고딕"/>
+          <w:sz w:val="21"/>
+        </w:rPr>
+        <w:t>① database_role</w:t>
+      </w:r>
+    </w:p>
+    <w:p>
+      <w:r>
+        <w:rPr>
+          <w:rFonts w:ascii="맑은 고딕" w:hAnsi="맑은 고딕" w:eastAsia="맑은 고딕"/>
+          <w:sz w:val="21"/>
+        </w:rPr>
+        <w:t>② db_unique_name</w:t>
+      </w:r>
+    </w:p>
+    <w:p>
+      <w:r>
+        <w:rPr>
+          <w:rFonts w:ascii="맑은 고딕" w:hAnsi="맑은 고딕" w:eastAsia="맑은 고딕"/>
+          <w:sz w:val="21"/>
+        </w:rPr>
+        <w:t>③ 호스트 이름</w:t>
+      </w:r>
+    </w:p>
+    <w:p>
+      <w:r>
+        <w:rPr>
+          <w:rFonts w:ascii="맑은 고딕" w:hAnsi="맑은 고딕" w:eastAsia="맑은 고딕"/>
+          <w:sz w:val="21"/>
+        </w:rPr>
+        <w:t>④ 서비스 이름</w:t>
       </w:r>
     </w:p>
     <w:p>
@@ -1292,43 +1292,43 @@
           <w:rFonts w:ascii="맑은 고딕" w:hAnsi="맑은 고딕" w:eastAsia="맑은 고딕"/>
           <w:sz w:val="21"/>
         </w:rPr>
-        <w:t>[중-04] 실측에서 `dest_id=1`의 `TRANSMIT_MODE`가 `SYNCHRONOUS`인 것은?</w:t>
-      </w:r>
-    </w:p>
-    <w:p>
-      <w:r>
-        <w:rPr>
-          <w:rFonts w:ascii="맑은 고딕" w:hAnsi="맑은 고딕" w:eastAsia="맑은 고딕"/>
-          <w:sz w:val="21"/>
-        </w:rPr>
-        <w:t>① 로컬 목적지이므로 보호 모드와 무관하다</w:t>
-      </w:r>
-    </w:p>
-    <w:p>
-      <w:r>
-        <w:rPr>
-          <w:rFonts w:ascii="맑은 고딕" w:hAnsi="맑은 고딕" w:eastAsia="맑은 고딕"/>
-          <w:sz w:val="21"/>
-        </w:rPr>
-        <w:t>② 보호 모드가 MaxProtection이다</w:t>
-      </w:r>
-    </w:p>
-    <w:p>
-      <w:r>
-        <w:rPr>
-          <w:rFonts w:ascii="맑은 고딕" w:hAnsi="맑은 고딕" w:eastAsia="맑은 고딕"/>
-          <w:sz w:val="21"/>
-        </w:rPr>
-        <w:t>③ 설정 오류다</w:t>
-      </w:r>
-    </w:p>
-    <w:p>
-      <w:r>
-        <w:rPr>
-          <w:rFonts w:ascii="맑은 고딕" w:hAnsi="맑은 고딕" w:eastAsia="맑은 고딕"/>
-          <w:sz w:val="21"/>
-        </w:rPr>
-        <w:t>④ Broker가 잘못 설정했다</w:t>
+        <w:t>[중-04] Standby의 PDB 서비스가 리스너에 등록되는 조건은?</w:t>
+      </w:r>
+    </w:p>
+    <w:p>
+      <w:r>
+        <w:rPr>
+          <w:rFonts w:ascii="맑은 고딕" w:hAnsi="맑은 고딕" w:eastAsia="맑은 고딕"/>
+          <w:sz w:val="21"/>
+        </w:rPr>
+        <w:t>① PDB가 READ ONLY로 열려 있어야 한다</w:t>
+      </w:r>
+    </w:p>
+    <w:p>
+      <w:r>
+        <w:rPr>
+          <w:rFonts w:ascii="맑은 고딕" w:hAnsi="맑은 고딕" w:eastAsia="맑은 고딕"/>
+          <w:sz w:val="21"/>
+        </w:rPr>
+        <w:t>② CDB만 열려 있으면 된다</w:t>
+      </w:r>
+    </w:p>
+    <w:p>
+      <w:r>
+        <w:rPr>
+          <w:rFonts w:ascii="맑은 고딕" w:hAnsi="맑은 고딕" w:eastAsia="맑은 고딕"/>
+          <w:sz w:val="21"/>
+        </w:rPr>
+        <w:t>③ 정적 등록이 있어야 한다</w:t>
+      </w:r>
+    </w:p>
+    <w:p>
+      <w:r>
+        <w:rPr>
+          <w:rFonts w:ascii="맑은 고딕" w:hAnsi="맑은 고딕" w:eastAsia="맑은 고딕"/>
+          <w:sz w:val="21"/>
+        </w:rPr>
+        <w:t>④ MRP가 돌고 있어야 한다</w:t>
       </w:r>
     </w:p>
     <w:p>
@@ -1346,43 +1346,43 @@
           <w:rFonts w:ascii="맑은 고딕" w:hAnsi="맑은 고딕" w:eastAsia="맑은 고딕"/>
           <w:sz w:val="21"/>
         </w:rPr>
-        <w:t>[중-05] 실측에서 `VALID_NOW`가 `UNKNOWN`인 목적지가 29개인 이유는?</w:t>
-      </w:r>
-    </w:p>
-    <w:p>
-      <w:r>
-        <w:rPr>
-          <w:rFonts w:ascii="맑은 고딕" w:hAnsi="맑은 고딕" w:eastAsia="맑은 고딕"/>
-          <w:sz w:val="21"/>
-        </w:rPr>
-        <w:t>① 쓰지 않는 목적지의 설정이 비어 있어서</w:t>
-      </w:r>
-    </w:p>
-    <w:p>
-      <w:r>
-        <w:rPr>
-          <w:rFonts w:ascii="맑은 고딕" w:hAnsi="맑은 고딕" w:eastAsia="맑은 고딕"/>
-          <w:sz w:val="21"/>
-        </w:rPr>
-        <w:t>② 계산이 아직 끝나지 않아서</w:t>
-      </w:r>
-    </w:p>
-    <w:p>
-      <w:r>
-        <w:rPr>
-          <w:rFonts w:ascii="맑은 고딕" w:hAnsi="맑은 고딕" w:eastAsia="맑은 고딕"/>
-          <w:sz w:val="21"/>
-        </w:rPr>
-        <w:t>③ 권한이 부족해서</w:t>
-      </w:r>
-    </w:p>
-    <w:p>
-      <w:r>
-        <w:rPr>
-          <w:rFonts w:ascii="맑은 고딕" w:hAnsi="맑은 고딕" w:eastAsia="맑은 고딕"/>
-          <w:sz w:val="21"/>
-        </w:rPr>
-        <w:t>④ 뷰가 손상돼서</w:t>
+        <w:t>[중-05] 미커밋 데이터가 Standby에서 보이지 않는 근거는?</w:t>
+      </w:r>
+    </w:p>
+    <w:p>
+      <w:r>
+        <w:rPr>
+          <w:rFonts w:ascii="맑은 고딕" w:hAnsi="맑은 고딕" w:eastAsia="맑은 고딕"/>
+          <w:sz w:val="21"/>
+        </w:rPr>
+        <w:t>① 리두와 함께 UNDO도 적용되어 읽기 일관성이 유지되기 때문</w:t>
+      </w:r>
+    </w:p>
+    <w:p>
+      <w:r>
+        <w:rPr>
+          <w:rFonts w:ascii="맑은 고딕" w:hAnsi="맑은 고딕" w:eastAsia="맑은 고딕"/>
+          <w:sz w:val="21"/>
+        </w:rPr>
+        <w:t>② 커밋 전에는 리두가 전송되지 않기 때문</w:t>
+      </w:r>
+    </w:p>
+    <w:p>
+      <w:r>
+        <w:rPr>
+          <w:rFonts w:ascii="맑은 고딕" w:hAnsi="맑은 고딕" w:eastAsia="맑은 고딕"/>
+          <w:sz w:val="21"/>
+        </w:rPr>
+        <w:t>③ Standby가 커밋만 적용하기 때문</w:t>
+      </w:r>
+    </w:p>
+    <w:p>
+      <w:r>
+        <w:rPr>
+          <w:rFonts w:ascii="맑은 고딕" w:hAnsi="맑은 고딕" w:eastAsia="맑은 고딕"/>
+          <w:sz w:val="21"/>
+        </w:rPr>
+        <w:t>④ 조회가 Primary로 전달되기 때문</w:t>
       </w:r>
     </w:p>
     <w:p>
@@ -1400,43 +1400,43 @@
           <w:rFonts w:ascii="맑은 고딕" w:hAnsi="맑은 고딕" w:eastAsia="맑은 고딕"/>
           <w:sz w:val="21"/>
         </w:rPr>
-        <w:t>[중-06] boston의 `dest_id=2`가 `INACTIVE`이고 `DESTINATION`이 빈 이유는?</w:t>
-      </w:r>
-    </w:p>
-    <w:p>
-      <w:r>
-        <w:rPr>
-          <w:rFonts w:ascii="맑은 고딕" w:hAnsi="맑은 고딕" w:eastAsia="맑은 고딕"/>
-          <w:sz w:val="21"/>
-        </w:rPr>
-        <w:t>① Broker가 Standby 쪽 2번을 비워 두었다</w:t>
-      </w:r>
-    </w:p>
-    <w:p>
-      <w:r>
-        <w:rPr>
-          <w:rFonts w:ascii="맑은 고딕" w:hAnsi="맑은 고딕" w:eastAsia="맑은 고딕"/>
-          <w:sz w:val="21"/>
-        </w:rPr>
-        <w:t>② 설정이 지워졌다</w:t>
-      </w:r>
-    </w:p>
-    <w:p>
-      <w:r>
-        <w:rPr>
-          <w:rFonts w:ascii="맑은 고딕" w:hAnsi="맑은 고딕" w:eastAsia="맑은 고딕"/>
-          <w:sz w:val="21"/>
-        </w:rPr>
-        <w:t>③ 역할 전환이 실패했다</w:t>
-      </w:r>
-    </w:p>
-    <w:p>
-      <w:r>
-        <w:rPr>
-          <w:rFonts w:ascii="맑은 고딕" w:hAnsi="맑은 고딕" w:eastAsia="맑은 고딕"/>
-          <w:sz w:val="21"/>
-        </w:rPr>
-        <w:t>④ Far Sync가 없어서</w:t>
+        <w:t>[중-06] 미커밋 상태를 유지하며 시험하려면?</w:t>
+      </w:r>
+    </w:p>
+    <w:p>
+      <w:r>
+        <w:rPr>
+          <w:rFonts w:ascii="맑은 고딕" w:hAnsi="맑은 고딕" w:eastAsia="맑은 고딕"/>
+          <w:sz w:val="21"/>
+        </w:rPr>
+        <w:t>① 하나의 세션 안에서 INSERT와 대기를 함께 처리한다</w:t>
+      </w:r>
+    </w:p>
+    <w:p>
+      <w:r>
+        <w:rPr>
+          <w:rFonts w:ascii="맑은 고딕" w:hAnsi="맑은 고딕" w:eastAsia="맑은 고딕"/>
+          <w:sz w:val="21"/>
+        </w:rPr>
+        <w:t>② 두 세션으로 나눈다</w:t>
+      </w:r>
+    </w:p>
+    <w:p>
+      <w:r>
+        <w:rPr>
+          <w:rFonts w:ascii="맑은 고딕" w:hAnsi="맑은 고딕" w:eastAsia="맑은 고딕"/>
+          <w:sz w:val="21"/>
+        </w:rPr>
+        <w:t>③ AUTOCOMMIT을 켠다</w:t>
+      </w:r>
+    </w:p>
+    <w:p>
+      <w:r>
+        <w:rPr>
+          <w:rFonts w:ascii="맑은 고딕" w:hAnsi="맑은 고딕" w:eastAsia="맑은 고딕"/>
+          <w:sz w:val="21"/>
+        </w:rPr>
+        <w:t>④ 백그라운드 프로세스를 쓴다</w:t>
       </w:r>
     </w:p>
     <w:p>
@@ -1454,43 +1454,43 @@
           <w:rFonts w:ascii="맑은 고딕" w:hAnsi="맑은 고딕" w:eastAsia="맑은 고딕"/>
           <w:sz w:val="21"/>
         </w:rPr>
-        <w:t>[중-07] 리스너를 내렸을 때 chicago의 `V$DATAGUARD_STATUS`에서 `SEVERITY=Warning`인 행의 `ERROR_CODE`는?</w:t>
-      </w:r>
-    </w:p>
-    <w:p>
-      <w:r>
-        <w:rPr>
-          <w:rFonts w:ascii="맑은 고딕" w:hAnsi="맑은 고딕" w:eastAsia="맑은 고딕"/>
-          <w:sz w:val="21"/>
-        </w:rPr>
-        <w:t>① 12541</w:t>
-      </w:r>
-    </w:p>
-    <w:p>
-      <w:r>
-        <w:rPr>
-          <w:rFonts w:ascii="맑은 고딕" w:hAnsi="맑은 고딕" w:eastAsia="맑은 고딕"/>
-          <w:sz w:val="21"/>
-        </w:rPr>
-        <w:t>② 0</w:t>
-      </w:r>
-    </w:p>
-    <w:p>
-      <w:r>
-        <w:rPr>
-          <w:rFonts w:ascii="맑은 고딕" w:hAnsi="맑은 고딕" w:eastAsia="맑은 고딕"/>
-          <w:sz w:val="21"/>
-        </w:rPr>
-        <w:t>③ 16857</w:t>
-      </w:r>
-    </w:p>
-    <w:p>
-      <w:r>
-        <w:rPr>
-          <w:rFonts w:ascii="맑은 고딕" w:hAnsi="맑은 고딕" w:eastAsia="맑은 고딕"/>
-          <w:sz w:val="21"/>
-        </w:rPr>
-        <w:t>④ 16055</w:t>
+        <w:t>[중-07] Standby에서 `EXPLAIN PLAN`이 동작하는 이유는?</w:t>
+      </w:r>
+    </w:p>
+    <w:p>
+      <w:r>
+        <w:rPr>
+          <w:rFonts w:ascii="맑은 고딕" w:hAnsi="맑은 고딕" w:eastAsia="맑은 고딕"/>
+          <w:sz w:val="21"/>
+        </w:rPr>
+        <w:t>① PLAN_TABLE이 전역 임시 테이블이기 때문</w:t>
+      </w:r>
+    </w:p>
+    <w:p>
+      <w:r>
+        <w:rPr>
+          <w:rFonts w:ascii="맑은 고딕" w:hAnsi="맑은 고딕" w:eastAsia="맑은 고딕"/>
+          <w:sz w:val="21"/>
+        </w:rPr>
+        <w:t>② 실행 계획은 메모리에만 있기 때문</w:t>
+      </w:r>
+    </w:p>
+    <w:p>
+      <w:r>
+        <w:rPr>
+          <w:rFonts w:ascii="맑은 고딕" w:hAnsi="맑은 고딕" w:eastAsia="맑은 고딕"/>
+          <w:sz w:val="21"/>
+        </w:rPr>
+        <w:t>③ Primary로 전달되기 때문</w:t>
+      </w:r>
+    </w:p>
+    <w:p>
+      <w:r>
+        <w:rPr>
+          <w:rFonts w:ascii="맑은 고딕" w:hAnsi="맑은 고딕" w:eastAsia="맑은 고딕"/>
+          <w:sz w:val="21"/>
+        </w:rPr>
+        <w:t>④ DDL이 아니기 때문</w:t>
       </w:r>
     </w:p>
     <w:p>
@@ -1508,43 +1508,43 @@
           <w:rFonts w:ascii="맑은 고딕" w:hAnsi="맑은 고딕" w:eastAsia="맑은 고딕"/>
           <w:sz w:val="21"/>
         </w:rPr>
-        <w:t>[중-08] 그 사실이 시사하는 판정 원칙은?</w:t>
-      </w:r>
-    </w:p>
-    <w:p>
-      <w:r>
-        <w:rPr>
-          <w:rFonts w:ascii="맑은 고딕" w:hAnsi="맑은 고딕" w:eastAsia="맑은 고딕"/>
-          <w:sz w:val="21"/>
-        </w:rPr>
-        <w:t>① `SEVERITY`가 아니라 `ERROR_CODE`로 판정한다</w:t>
-      </w:r>
-    </w:p>
-    <w:p>
-      <w:r>
-        <w:rPr>
-          <w:rFonts w:ascii="맑은 고딕" w:hAnsi="맑은 고딕" w:eastAsia="맑은 고딕"/>
-          <w:sz w:val="21"/>
-        </w:rPr>
-        <w:t>② `Warning`은 언제나 무시해도 된다</w:t>
-      </w:r>
-    </w:p>
-    <w:p>
-      <w:r>
-        <w:rPr>
-          <w:rFonts w:ascii="맑은 고딕" w:hAnsi="맑은 고딕" w:eastAsia="맑은 고딕"/>
-          <w:sz w:val="21"/>
-        </w:rPr>
-        <w:t>③ `Error`만 보면 된다</w:t>
-      </w:r>
-    </w:p>
-    <w:p>
-      <w:r>
-        <w:rPr>
-          <w:rFonts w:ascii="맑은 고딕" w:hAnsi="맑은 고딕" w:eastAsia="맑은 고딕"/>
-          <w:sz w:val="21"/>
-        </w:rPr>
-        <w:t>④ 두 열이 항상 일치한다</w:t>
+        <w:t>[중-08] Standby에서 GTT DML이 허용되는 이유는?</w:t>
+      </w:r>
+    </w:p>
+    <w:p>
+      <w:r>
+        <w:rPr>
+          <w:rFonts w:ascii="맑은 고딕" w:hAnsi="맑은 고딕" w:eastAsia="맑은 고딕"/>
+          <w:sz w:val="21"/>
+        </w:rPr>
+        <w:t>① 데이터가 임시 테이블스페이스에 있어 영구 파일을 바꾸지 않기 때문</w:t>
+      </w:r>
+    </w:p>
+    <w:p>
+      <w:r>
+        <w:rPr>
+          <w:rFonts w:ascii="맑은 고딕" w:hAnsi="맑은 고딕" w:eastAsia="맑은 고딕"/>
+          <w:sz w:val="21"/>
+        </w:rPr>
+        <w:t>② TEMP_UNDO_ENABLED가 TRUE이기 때문</w:t>
+      </w:r>
+    </w:p>
+    <w:p>
+      <w:r>
+        <w:rPr>
+          <w:rFonts w:ascii="맑은 고딕" w:hAnsi="맑은 고딕" w:eastAsia="맑은 고딕"/>
+          <w:sz w:val="21"/>
+        </w:rPr>
+        <w:t>③ GTT는 딕셔너리에 없기 때문</w:t>
+      </w:r>
+    </w:p>
+    <w:p>
+      <w:r>
+        <w:rPr>
+          <w:rFonts w:ascii="맑은 고딕" w:hAnsi="맑은 고딕" w:eastAsia="맑은 고딕"/>
+          <w:sz w:val="21"/>
+        </w:rPr>
+        <w:t>④ 리다이렉션이 자동으로 켜지기 때문</w:t>
       </w:r>
     </w:p>
     <w:p>
@@ -1562,43 +1562,43 @@
           <w:rFonts w:ascii="맑은 고딕" w:hAnsi="맑은 고딕" w:eastAsia="맑은 고딕"/>
           <w:sz w:val="21"/>
         </w:rPr>
-        <w:t>[중-09] 알림 로그에 있고 V$ 뷰에는 없는 정보는?</w:t>
-      </w:r>
-    </w:p>
-    <w:p>
-      <w:r>
-        <w:rPr>
-          <w:rFonts w:ascii="맑은 고딕" w:hAnsi="맑은 고딕" w:eastAsia="맑은 고딕"/>
-          <w:sz w:val="21"/>
-        </w:rPr>
-        <w:t>① 접속 문자열(HOST·PORT·SERVICE_NAME)과 트레이스 파일 이름</w:t>
-      </w:r>
-    </w:p>
-    <w:p>
-      <w:r>
-        <w:rPr>
-          <w:rFonts w:ascii="맑은 고딕" w:hAnsi="맑은 고딕" w:eastAsia="맑은 고딕"/>
-          <w:sz w:val="21"/>
-        </w:rPr>
-        <w:t>② 오류 번호</w:t>
-      </w:r>
-    </w:p>
-    <w:p>
-      <w:r>
-        <w:rPr>
-          <w:rFonts w:ascii="맑은 고딕" w:hAnsi="맑은 고딕" w:eastAsia="맑은 고딕"/>
-          <w:sz w:val="21"/>
-        </w:rPr>
-        <w:t>③ 발생 시각</w:t>
-      </w:r>
-    </w:p>
-    <w:p>
-      <w:r>
-        <w:rPr>
-          <w:rFonts w:ascii="맑은 고딕" w:hAnsi="맑은 고딕" w:eastAsia="맑은 고딕"/>
-          <w:sz w:val="21"/>
-        </w:rPr>
-        <w:t>④ 목적지 번호</w:t>
+        <w:t>[중-09] Standby에서 얻은 시퀀스 값이 뛰는 이유는?</w:t>
+      </w:r>
+    </w:p>
+    <w:p>
+      <w:r>
+        <w:rPr>
+          <w:rFonts w:ascii="맑은 고딕" w:hAnsi="맑은 고딕" w:eastAsia="맑은 고딕"/>
+          <w:sz w:val="21"/>
+        </w:rPr>
+        <w:t>① Primary와 겹치지 않도록 별도 범위를 할당받기 때문</w:t>
+      </w:r>
+    </w:p>
+    <w:p>
+      <w:r>
+        <w:rPr>
+          <w:rFonts w:ascii="맑은 고딕" w:hAnsi="맑은 고딕" w:eastAsia="맑은 고딕"/>
+          <w:sz w:val="21"/>
+        </w:rPr>
+        <w:t>② 캐시가 손상되었기 때문</w:t>
+      </w:r>
+    </w:p>
+    <w:p>
+      <w:r>
+        <w:rPr>
+          <w:rFonts w:ascii="맑은 고딕" w:hAnsi="맑은 고딕" w:eastAsia="맑은 고딕"/>
+          <w:sz w:val="21"/>
+        </w:rPr>
+        <w:t>③ 리두 적용이 지연되기 때문</w:t>
+      </w:r>
+    </w:p>
+    <w:p>
+      <w:r>
+        <w:rPr>
+          <w:rFonts w:ascii="맑은 고딕" w:hAnsi="맑은 고딕" w:eastAsia="맑은 고딕"/>
+          <w:sz w:val="21"/>
+        </w:rPr>
+        <w:t>④ 시퀀스가 복제되지 않기 때문</w:t>
       </w:r>
     </w:p>
     <w:p>
@@ -1616,43 +1616,43 @@
           <w:rFonts w:ascii="맑은 고딕" w:hAnsi="맑은 고딕" w:eastAsia="맑은 고딕"/>
           <w:sz w:val="21"/>
         </w:rPr>
-        <w:t>[중-10] `ORACLE Instance chicago, archival error, archiver continuing`이 뜻하는 것은?</w:t>
-      </w:r>
-    </w:p>
-    <w:p>
-      <w:r>
-        <w:rPr>
-          <w:rFonts w:ascii="맑은 고딕" w:hAnsi="맑은 고딕" w:eastAsia="맑은 고딕"/>
-          <w:sz w:val="21"/>
-        </w:rPr>
-        <w:t>① 전송 실패에도 Primary는 멈추지 않는다 — MaxPerformance이므로</w:t>
-      </w:r>
-    </w:p>
-    <w:p>
-      <w:r>
-        <w:rPr>
-          <w:rFonts w:ascii="맑은 고딕" w:hAnsi="맑은 고딕" w:eastAsia="맑은 고딕"/>
-          <w:sz w:val="21"/>
-        </w:rPr>
-        <w:t>② 아카이버가 멈췄다</w:t>
-      </w:r>
-    </w:p>
-    <w:p>
-      <w:r>
-        <w:rPr>
-          <w:rFonts w:ascii="맑은 고딕" w:hAnsi="맑은 고딕" w:eastAsia="맑은 고딕"/>
-          <w:sz w:val="21"/>
-        </w:rPr>
-        <w:t>③ 인스턴스가 곧 종료된다</w:t>
-      </w:r>
-    </w:p>
-    <w:p>
-      <w:r>
-        <w:rPr>
-          <w:rFonts w:ascii="맑은 고딕" w:hAnsi="맑은 고딕" w:eastAsia="맑은 고딕"/>
-          <w:sz w:val="21"/>
-        </w:rPr>
-        <w:t>④ 갭이 해소됐다</w:t>
+        <w:t>[중-10] 그 사실의 실무적 함의는?</w:t>
+      </w:r>
+    </w:p>
+    <w:p>
+      <w:r>
+        <w:rPr>
+          <w:rFonts w:ascii="맑은 고딕" w:hAnsi="맑은 고딕" w:eastAsia="맑은 고딕"/>
+          <w:sz w:val="21"/>
+        </w:rPr>
+        <w:t>① 순번의 연속성이 필요하면 Standby에서 시퀀스를 쓰지 않는다</w:t>
+      </w:r>
+    </w:p>
+    <w:p>
+      <w:r>
+        <w:rPr>
+          <w:rFonts w:ascii="맑은 고딕" w:hAnsi="맑은 고딕" w:eastAsia="맑은 고딕"/>
+          <w:sz w:val="21"/>
+        </w:rPr>
+        <w:t>② 시퀀스를 캐시 없이 만든다</w:t>
+      </w:r>
+    </w:p>
+    <w:p>
+      <w:r>
+        <w:rPr>
+          <w:rFonts w:ascii="맑은 고딕" w:hAnsi="맑은 고딕" w:eastAsia="맑은 고딕"/>
+          <w:sz w:val="21"/>
+        </w:rPr>
+        <w:t>③ Standby에서는 시퀀스를 쓸 수 없다</w:t>
+      </w:r>
+    </w:p>
+    <w:p>
+      <w:r>
+        <w:rPr>
+          <w:rFonts w:ascii="맑은 고딕" w:hAnsi="맑은 고딕" w:eastAsia="맑은 고딕"/>
+          <w:sz w:val="21"/>
+        </w:rPr>
+        <w:t>④ 문제가 되지 않는다</w:t>
       </w:r>
     </w:p>
     <w:p>
@@ -1670,43 +1670,43 @@
           <w:rFonts w:ascii="맑은 고딕" w:hAnsi="맑은 고딕" w:eastAsia="맑은 고딕"/>
           <w:sz w:val="21"/>
         </w:rPr>
-        <w:t>[중-11] 전송이 끊겼을 때 Standby의 두 지연 값은?</w:t>
-      </w:r>
-    </w:p>
-    <w:p>
-      <w:r>
-        <w:rPr>
-          <w:rFonts w:ascii="맑은 고딕" w:hAnsi="맑은 고딕" w:eastAsia="맑은 고딕"/>
-          <w:sz w:val="21"/>
-        </w:rPr>
-        <w:t>① 둘 다 0 — 오지 않으니 늦지도 않는다</w:t>
-      </w:r>
-    </w:p>
-    <w:p>
-      <w:r>
-        <w:rPr>
-          <w:rFonts w:ascii="맑은 고딕" w:hAnsi="맑은 고딕" w:eastAsia="맑은 고딕"/>
-          <w:sz w:val="21"/>
-        </w:rPr>
-        <w:t>② 계속 커진다</w:t>
-      </w:r>
-    </w:p>
-    <w:p>
-      <w:r>
-        <w:rPr>
-          <w:rFonts w:ascii="맑은 고딕" w:hAnsi="맑은 고딕" w:eastAsia="맑은 고딕"/>
-          <w:sz w:val="21"/>
-        </w:rPr>
-        <w:t>③ apply lag만 커진다</w:t>
-      </w:r>
-    </w:p>
-    <w:p>
-      <w:r>
-        <w:rPr>
-          <w:rFonts w:ascii="맑은 고딕" w:hAnsi="맑은 고딕" w:eastAsia="맑은 고딕"/>
-          <w:sz w:val="21"/>
-        </w:rPr>
-        <w:t>④ 음수가 된다</w:t>
+        <w:t>[중-11] DML 리다이렉션에서 실제로 문장이 실행되는 곳은?</w:t>
+      </w:r>
+    </w:p>
+    <w:p>
+      <w:r>
+        <w:rPr>
+          <w:rFonts w:ascii="맑은 고딕" w:hAnsi="맑은 고딕" w:eastAsia="맑은 고딕"/>
+          <w:sz w:val="21"/>
+        </w:rPr>
+        <w:t>① Primary</w:t>
+      </w:r>
+    </w:p>
+    <w:p>
+      <w:r>
+        <w:rPr>
+          <w:rFonts w:ascii="맑은 고딕" w:hAnsi="맑은 고딕" w:eastAsia="맑은 고딕"/>
+          <w:sz w:val="21"/>
+        </w:rPr>
+        <w:t>② Standby</w:t>
+      </w:r>
+    </w:p>
+    <w:p>
+      <w:r>
+        <w:rPr>
+          <w:rFonts w:ascii="맑은 고딕" w:hAnsi="맑은 고딕" w:eastAsia="맑은 고딕"/>
+          <w:sz w:val="21"/>
+        </w:rPr>
+        <w:t>③ 양쪽 모두</w:t>
+      </w:r>
+    </w:p>
+    <w:p>
+      <w:r>
+        <w:rPr>
+          <w:rFonts w:ascii="맑은 고딕" w:hAnsi="맑은 고딕" w:eastAsia="맑은 고딕"/>
+          <w:sz w:val="21"/>
+        </w:rPr>
+        <w:t>④ Far Sync 인스턴스</w:t>
       </w:r>
     </w:p>
     <w:p>
@@ -1724,43 +1724,43 @@
           <w:rFonts w:ascii="맑은 고딕" w:hAnsi="맑은 고딕" w:eastAsia="맑은 고딕"/>
           <w:sz w:val="21"/>
         </w:rPr>
-        <w:t>[중-12] 그때 사라지는 프로세스는?</w:t>
-      </w:r>
-    </w:p>
-    <w:p>
-      <w:r>
-        <w:rPr>
-          <w:rFonts w:ascii="맑은 고딕" w:hAnsi="맑은 고딕" w:eastAsia="맑은 고딕"/>
-          <w:sz w:val="21"/>
-        </w:rPr>
-        <w:t>① `CLIENT_PROCESS='LGWR'`인 RFS</w:t>
-      </w:r>
-    </w:p>
-    <w:p>
-      <w:r>
-        <w:rPr>
-          <w:rFonts w:ascii="맑은 고딕" w:hAnsi="맑은 고딕" w:eastAsia="맑은 고딕"/>
-          <w:sz w:val="21"/>
-        </w:rPr>
-        <w:t>② MRP0</w:t>
-      </w:r>
-    </w:p>
-    <w:p>
-      <w:r>
-        <w:rPr>
-          <w:rFonts w:ascii="맑은 고딕" w:hAnsi="맑은 고딕" w:eastAsia="맑은 고딕"/>
-          <w:sz w:val="21"/>
-        </w:rPr>
-        <w:t>③ DGRD</w:t>
-      </w:r>
-    </w:p>
-    <w:p>
-      <w:r>
-        <w:rPr>
-          <w:rFonts w:ascii="맑은 고딕" w:hAnsi="맑은 고딕" w:eastAsia="맑은 고딕"/>
-          <w:sz w:val="21"/>
-        </w:rPr>
-        <w:t>④ ARCH 전부</w:t>
+        <w:t>[중-12] 리다이렉션이 적합한 용도는?</w:t>
+      </w:r>
+    </w:p>
+    <w:p>
+      <w:r>
+        <w:rPr>
+          <w:rFonts w:ascii="맑은 고딕" w:hAnsi="맑은 고딕" w:eastAsia="맑은 고딕"/>
+          <w:sz w:val="21"/>
+        </w:rPr>
+        <w:t>① 조회 위주 세션에서 발생하는 간헐적이고 작은 갱신</w:t>
+      </w:r>
+    </w:p>
+    <w:p>
+      <w:r>
+        <w:rPr>
+          <w:rFonts w:ascii="맑은 고딕" w:hAnsi="맑은 고딕" w:eastAsia="맑은 고딕"/>
+          <w:sz w:val="21"/>
+        </w:rPr>
+        <w:t>② 대량 배치 갱신</w:t>
+      </w:r>
+    </w:p>
+    <w:p>
+      <w:r>
+        <w:rPr>
+          <w:rFonts w:ascii="맑은 고딕" w:hAnsi="맑은 고딕" w:eastAsia="맑은 고딕"/>
+          <w:sz w:val="21"/>
+        </w:rPr>
+        <w:t>③ 긴 트랜잭션</w:t>
+      </w:r>
+    </w:p>
+    <w:p>
+      <w:r>
+        <w:rPr>
+          <w:rFonts w:ascii="맑은 고딕" w:hAnsi="맑은 고딕" w:eastAsia="맑은 고딕"/>
+          <w:sz w:val="21"/>
+        </w:rPr>
+        <w:t>④ DDL 실행</w:t>
       </w:r>
     </w:p>
     <w:p>
@@ -1778,43 +1778,43 @@
           <w:rFonts w:ascii="맑은 고딕" w:hAnsi="맑은 고딕" w:eastAsia="맑은 고딕"/>
           <w:sz w:val="21"/>
         </w:rPr>
-        <w:t>[중-13] 리스너를 올린 뒤 전송 재개까지 실측 소요 시간은?</w:t>
-      </w:r>
-    </w:p>
-    <w:p>
-      <w:r>
-        <w:rPr>
-          <w:rFonts w:ascii="맑은 고딕" w:hAnsi="맑은 고딕" w:eastAsia="맑은 고딕"/>
-          <w:sz w:val="21"/>
-        </w:rPr>
-        <w:t>① 약 4~5분 — `ReopenSecs` 300 때문</w:t>
-      </w:r>
-    </w:p>
-    <w:p>
-      <w:r>
-        <w:rPr>
-          <w:rFonts w:ascii="맑은 고딕" w:hAnsi="맑은 고딕" w:eastAsia="맑은 고딕"/>
-          <w:sz w:val="21"/>
-        </w:rPr>
-        <w:t>② 즉시</w:t>
-      </w:r>
-    </w:p>
-    <w:p>
-      <w:r>
-        <w:rPr>
-          <w:rFonts w:ascii="맑은 고딕" w:hAnsi="맑은 고딕" w:eastAsia="맑은 고딕"/>
-          <w:sz w:val="21"/>
-        </w:rPr>
-        <w:t>③ 약 30초</w:t>
-      </w:r>
-    </w:p>
-    <w:p>
-      <w:r>
-        <w:rPr>
-          <w:rFonts w:ascii="맑은 고딕" w:hAnsi="맑은 고딕" w:eastAsia="맑은 고딕"/>
-          <w:sz w:val="21"/>
-        </w:rPr>
-        <w:t>④ 다음 로그 전환까지</w:t>
+        <w:t>[중-13] 리다이렉션된 DML의 트랜잭션이 존재하는 곳은?</w:t>
+      </w:r>
+    </w:p>
+    <w:p>
+      <w:r>
+        <w:rPr>
+          <w:rFonts w:ascii="맑은 고딕" w:hAnsi="맑은 고딕" w:eastAsia="맑은 고딕"/>
+          <w:sz w:val="21"/>
+        </w:rPr>
+        <w:t>① Primary</w:t>
+      </w:r>
+    </w:p>
+    <w:p>
+      <w:r>
+        <w:rPr>
+          <w:rFonts w:ascii="맑은 고딕" w:hAnsi="맑은 고딕" w:eastAsia="맑은 고딕"/>
+          <w:sz w:val="21"/>
+        </w:rPr>
+        <w:t>② Standby</w:t>
+      </w:r>
+    </w:p>
+    <w:p>
+      <w:r>
+        <w:rPr>
+          <w:rFonts w:ascii="맑은 고딕" w:hAnsi="맑은 고딕" w:eastAsia="맑은 고딕"/>
+          <w:sz w:val="21"/>
+        </w:rPr>
+        <w:t>③ 양쪽에 복제된다</w:t>
+      </w:r>
+    </w:p>
+    <w:p>
+      <w:r>
+        <w:rPr>
+          <w:rFonts w:ascii="맑은 고딕" w:hAnsi="맑은 고딕" w:eastAsia="맑은 고딕"/>
+          <w:sz w:val="21"/>
+        </w:rPr>
+        <w:t>④ 트랜잭션이 생기지 않는다</w:t>
       </w:r>
     </w:p>
     <w:p>
@@ -1832,43 +1832,43 @@
           <w:rFonts w:ascii="맑은 고딕" w:hAnsi="맑은 고딕" w:eastAsia="맑은 고딕"/>
           <w:sz w:val="21"/>
         </w:rPr>
-        <w:t>[중-14] 그것을 앞당기는 Broker 환경의 올바른 방법은?</w:t>
-      </w:r>
-    </w:p>
-    <w:p>
-      <w:r>
-        <w:rPr>
-          <w:rFonts w:ascii="맑은 고딕" w:hAnsi="맑은 고딕" w:eastAsia="맑은 고딕"/>
-          <w:sz w:val="21"/>
-        </w:rPr>
-        <w:t>① `LogShipping`을 OFF로 했다가 ON으로 되돌린다</w:t>
-      </w:r>
-    </w:p>
-    <w:p>
-      <w:r>
-        <w:rPr>
-          <w:rFonts w:ascii="맑은 고딕" w:hAnsi="맑은 고딕" w:eastAsia="맑은 고딕"/>
-          <w:sz w:val="21"/>
-        </w:rPr>
-        <w:t>② `LOG_ARCHIVE_DEST_STATE_2`를 SQL로 DEFER/ENABLE 한다</w:t>
-      </w:r>
-    </w:p>
-    <w:p>
-      <w:r>
-        <w:rPr>
-          <w:rFonts w:ascii="맑은 고딕" w:hAnsi="맑은 고딕" w:eastAsia="맑은 고딕"/>
-          <w:sz w:val="21"/>
-        </w:rPr>
-        <w:t>③ 인스턴스를 재기동한다</w:t>
-      </w:r>
-    </w:p>
-    <w:p>
-      <w:r>
-        <w:rPr>
-          <w:rFonts w:ascii="맑은 고딕" w:hAnsi="맑은 고딕" w:eastAsia="맑은 고딕"/>
-          <w:sz w:val="21"/>
-        </w:rPr>
-        <w:t>④ 방법이 없다</w:t>
+        <w:t>[중-14] ORA-16000과 ORA-16397의 차이는?</w:t>
+      </w:r>
+    </w:p>
+    <w:p>
+      <w:r>
+        <w:rPr>
+          <w:rFonts w:ascii="맑은 고딕" w:hAnsi="맑은 고딕" w:eastAsia="맑은 고딕"/>
+          <w:sz w:val="21"/>
+        </w:rPr>
+        <w:t>① 전자는 시도하지 않았고 후자는 시도했다가 실패했다</w:t>
+      </w:r>
+    </w:p>
+    <w:p>
+      <w:r>
+        <w:rPr>
+          <w:rFonts w:ascii="맑은 고딕" w:hAnsi="맑은 고딕" w:eastAsia="맑은 고딕"/>
+          <w:sz w:val="21"/>
+        </w:rPr>
+        <w:t>② 전자가 더 심각하다</w:t>
+      </w:r>
+    </w:p>
+    <w:p>
+      <w:r>
+        <w:rPr>
+          <w:rFonts w:ascii="맑은 고딕" w:hAnsi="맑은 고딕" w:eastAsia="맑은 고딕"/>
+          <w:sz w:val="21"/>
+        </w:rPr>
+        <w:t>③ 차이가 없다</w:t>
+      </w:r>
+    </w:p>
+    <w:p>
+      <w:r>
+        <w:rPr>
+          <w:rFonts w:ascii="맑은 고딕" w:hAnsi="맑은 고딕" w:eastAsia="맑은 고딕"/>
+          <w:sz w:val="21"/>
+        </w:rPr>
+        <w:t>④ 전자는 DDL 전용이다</w:t>
       </w:r>
     </w:p>
     <w:p>
@@ -1886,43 +1886,43 @@
           <w:rFonts w:ascii="맑은 고딕" w:hAnsi="맑은 고딕" w:eastAsia="맑은 고딕"/>
           <w:sz w:val="21"/>
         </w:rPr>
-        <w:t>[중-15] 조치 직후 `SHOW CONFIGURATION`이 `ERROR`로 보인 이유는?</w:t>
-      </w:r>
-    </w:p>
-    <w:p>
-      <w:r>
-        <w:rPr>
-          <w:rFonts w:ascii="맑은 고딕" w:hAnsi="맑은 고딕" w:eastAsia="맑은 고딕"/>
-          <w:sz w:val="21"/>
-        </w:rPr>
-        <w:t>① 판정의 시차 — 상태가 주기적으로 다시 계산된다</w:t>
-      </w:r>
-    </w:p>
-    <w:p>
-      <w:r>
-        <w:rPr>
-          <w:rFonts w:ascii="맑은 고딕" w:hAnsi="맑은 고딕" w:eastAsia="맑은 고딕"/>
-          <w:sz w:val="21"/>
-        </w:rPr>
-        <w:t>② 조치가 실패했다</w:t>
-      </w:r>
-    </w:p>
-    <w:p>
-      <w:r>
-        <w:rPr>
-          <w:rFonts w:ascii="맑은 고딕" w:hAnsi="맑은 고딕" w:eastAsia="맑은 고딕"/>
-          <w:sz w:val="21"/>
-        </w:rPr>
-        <w:t>③ 구성이 손상됐다</w:t>
-      </w:r>
-    </w:p>
-    <w:p>
-      <w:r>
-        <w:rPr>
-          <w:rFonts w:ascii="맑은 고딕" w:hAnsi="맑은 고딕" w:eastAsia="맑은 고딕"/>
-          <w:sz w:val="21"/>
-        </w:rPr>
-        <w:t>④ 새로운 장애가 생겼다</w:t>
+        <w:t>[중-15] `STANDBY_MAX_DATA_DELAY`를 `SYS`로 설정하면?</w:t>
+      </w:r>
+    </w:p>
+    <w:p>
+      <w:r>
+        <w:rPr>
+          <w:rFonts w:ascii="맑은 고딕" w:hAnsi="맑은 고딕" w:eastAsia="맑은 고딕"/>
+          <w:sz w:val="21"/>
+        </w:rPr>
+        <w:t>① ORA-03174 — SYS에는 적용되지 않는다</w:t>
+      </w:r>
+    </w:p>
+    <w:p>
+      <w:r>
+        <w:rPr>
+          <w:rFonts w:ascii="맑은 고딕" w:hAnsi="맑은 고딕" w:eastAsia="맑은 고딕"/>
+          <w:sz w:val="21"/>
+        </w:rPr>
+        <w:t>② 정상 적용된다</w:t>
+      </w:r>
+    </w:p>
+    <w:p>
+      <w:r>
+        <w:rPr>
+          <w:rFonts w:ascii="맑은 고딕" w:hAnsi="맑은 고딕" w:eastAsia="맑은 고딕"/>
+          <w:sz w:val="21"/>
+        </w:rPr>
+        <w:t>③ ORA-03172</w:t>
+      </w:r>
+    </w:p>
+    <w:p>
+      <w:r>
+        <w:rPr>
+          <w:rFonts w:ascii="맑은 고딕" w:hAnsi="맑은 고딕" w:eastAsia="맑은 고딕"/>
+          <w:sz w:val="21"/>
+        </w:rPr>
+        <w:t>④ 무시된다</w:t>
       </w:r>
     </w:p>
     <w:p>
@@ -1940,43 +1940,43 @@
           <w:rFonts w:ascii="맑은 고딕" w:hAnsi="맑은 고딕" w:eastAsia="맑은 고딕"/>
           <w:sz w:val="21"/>
         </w:rPr>
-        <w:t>[중-16] `RFS(LGWR)`와 `MRP0`의 `SEQUENCE#`·`BLOCK#`이 같으면?</w:t>
-      </w:r>
-    </w:p>
-    <w:p>
-      <w:r>
-        <w:rPr>
-          <w:rFonts w:ascii="맑은 고딕" w:hAnsi="맑은 고딕" w:eastAsia="맑은 고딕"/>
-          <w:sz w:val="21"/>
-        </w:rPr>
-        <w:t>① 실시간 적용이 정상 동작 중이다</w:t>
-      </w:r>
-    </w:p>
-    <w:p>
-      <w:r>
-        <w:rPr>
-          <w:rFonts w:ascii="맑은 고딕" w:hAnsi="맑은 고딕" w:eastAsia="맑은 고딕"/>
-          <w:sz w:val="21"/>
-        </w:rPr>
-        <w:t>② 적용이 멈췄다</w:t>
-      </w:r>
-    </w:p>
-    <w:p>
-      <w:r>
-        <w:rPr>
-          <w:rFonts w:ascii="맑은 고딕" w:hAnsi="맑은 고딕" w:eastAsia="맑은 고딕"/>
-          <w:sz w:val="21"/>
-        </w:rPr>
-        <w:t>③ 갭이 있다</w:t>
-      </w:r>
-    </w:p>
-    <w:p>
-      <w:r>
-        <w:rPr>
-          <w:rFonts w:ascii="맑은 고딕" w:hAnsi="맑은 고딕" w:eastAsia="맑은 고딕"/>
-          <w:sz w:val="21"/>
-        </w:rPr>
-        <w:t>④ 뷰가 갱신되지 않았다</w:t>
+        <w:t>[중-16] ASYNC 구성에서 `STANDBY_MAX_DATA_DELAY=0`은?</w:t>
+      </w:r>
+    </w:p>
+    <w:p>
+      <w:r>
+        <w:rPr>
+          <w:rFonts w:ascii="맑은 고딕" w:hAnsi="맑은 고딕" w:eastAsia="맑은 고딕"/>
+          <w:sz w:val="21"/>
+        </w:rPr>
+        <w:t>① 사실상 항상 ORA-03172가 난다</w:t>
+      </w:r>
+    </w:p>
+    <w:p>
+      <w:r>
+        <w:rPr>
+          <w:rFonts w:ascii="맑은 고딕" w:hAnsi="맑은 고딕" w:eastAsia="맑은 고딕"/>
+          <w:sz w:val="21"/>
+        </w:rPr>
+        <w:t>② 정상 동작한다</w:t>
+      </w:r>
+    </w:p>
+    <w:p>
+      <w:r>
+        <w:rPr>
+          <w:rFonts w:ascii="맑은 고딕" w:hAnsi="맑은 고딕" w:eastAsia="맑은 고딕"/>
+          <w:sz w:val="21"/>
+        </w:rPr>
+        <w:t>③ NONE과 같다</w:t>
+      </w:r>
+    </w:p>
+    <w:p>
+      <w:r>
+        <w:rPr>
+          <w:rFonts w:ascii="맑은 고딕" w:hAnsi="맑은 고딕" w:eastAsia="맑은 고딕"/>
+          <w:sz w:val="21"/>
+        </w:rPr>
+        <w:t>④ 오류 없이 무시된다</w:t>
       </w:r>
     </w:p>
     <w:p>
@@ -1994,43 +1994,43 @@
           <w:rFonts w:ascii="맑은 고딕" w:hAnsi="맑은 고딕" w:eastAsia="맑은 고딕"/>
           <w:sz w:val="21"/>
         </w:rPr>
-        <w:t>[중-17] 실측에서 시퀀스 70의 로컬·원격 `COMPLETION_TIME` 차이는?</w:t>
-      </w:r>
-    </w:p>
-    <w:p>
-      <w:r>
-        <w:rPr>
-          <w:rFonts w:ascii="맑은 고딕" w:hAnsi="맑은 고딕" w:eastAsia="맑은 고딕"/>
-          <w:sz w:val="21"/>
-        </w:rPr>
-        <w:t>① 약 52초 — 전송에 걸린 시간</w:t>
-      </w:r>
-    </w:p>
-    <w:p>
-      <w:r>
-        <w:rPr>
-          <w:rFonts w:ascii="맑은 고딕" w:hAnsi="맑은 고딕" w:eastAsia="맑은 고딕"/>
-          <w:sz w:val="21"/>
-        </w:rPr>
-        <w:t>② 0초</w:t>
-      </w:r>
-    </w:p>
-    <w:p>
-      <w:r>
-        <w:rPr>
-          <w:rFonts w:ascii="맑은 고딕" w:hAnsi="맑은 고딕" w:eastAsia="맑은 고딕"/>
-          <w:sz w:val="21"/>
-        </w:rPr>
-        <w:t>③ 약 5분</w:t>
-      </w:r>
-    </w:p>
-    <w:p>
-      <w:r>
-        <w:rPr>
-          <w:rFonts w:ascii="맑은 고딕" w:hAnsi="맑은 고딕" w:eastAsia="맑은 고딕"/>
-          <w:sz w:val="21"/>
-        </w:rPr>
-        <w:t>④ 비교할 수 없다</w:t>
+        <w:t>[중-17] 한도를 두지 않고 조회하면 지연 상태에서 어떻게 되는가?</w:t>
+      </w:r>
+    </w:p>
+    <w:p>
+      <w:r>
+        <w:rPr>
+          <w:rFonts w:ascii="맑은 고딕" w:hAnsi="맑은 고딕" w:eastAsia="맑은 고딕"/>
+          <w:sz w:val="21"/>
+        </w:rPr>
+        <w:t>① 성공하되 옛 데이터를 돌려준다</w:t>
+      </w:r>
+    </w:p>
+    <w:p>
+      <w:r>
+        <w:rPr>
+          <w:rFonts w:ascii="맑은 고딕" w:hAnsi="맑은 고딕" w:eastAsia="맑은 고딕"/>
+          <w:sz w:val="21"/>
+        </w:rPr>
+        <w:t>② 실패한다</w:t>
+      </w:r>
+    </w:p>
+    <w:p>
+      <w:r>
+        <w:rPr>
+          <w:rFonts w:ascii="맑은 고딕" w:hAnsi="맑은 고딕" w:eastAsia="맑은 고딕"/>
+          <w:sz w:val="21"/>
+        </w:rPr>
+        <w:t>③ Primary로 전달된다</w:t>
+      </w:r>
+    </w:p>
+    <w:p>
+      <w:r>
+        <w:rPr>
+          <w:rFonts w:ascii="맑은 고딕" w:hAnsi="맑은 고딕" w:eastAsia="맑은 고딕"/>
+          <w:sz w:val="21"/>
+        </w:rPr>
+        <w:t>④ 대기한다</w:t>
       </w:r>
     </w:p>
     <w:p>
@@ -2048,43 +2048,43 @@
           <w:rFonts w:ascii="맑은 고딕" w:hAnsi="맑은 고딕" w:eastAsia="맑은 고딕"/>
           <w:sz w:val="21"/>
         </w:rPr>
-        <w:t>[중-18] boston의 `V$DATAGUARD_STATUS`에서 `ERROR_CODE&lt;&gt;0`으로 남은 ORA-16037의 의미는?</w:t>
-      </w:r>
-    </w:p>
-    <w:p>
-      <w:r>
-        <w:rPr>
-          <w:rFonts w:ascii="맑은 고딕" w:hAnsi="맑은 고딕" w:eastAsia="맑은 고딕"/>
-          <w:sz w:val="21"/>
-        </w:rPr>
-        <w:t>① 사용자가 관리 대상 복구를 취소했다 — 과거의 흔적</w:t>
-      </w:r>
-    </w:p>
-    <w:p>
-      <w:r>
-        <w:rPr>
-          <w:rFonts w:ascii="맑은 고딕" w:hAnsi="맑은 고딕" w:eastAsia="맑은 고딕"/>
-          <w:sz w:val="21"/>
-        </w:rPr>
-        <w:t>② 지금 적용이 멈춰 있다</w:t>
-      </w:r>
-    </w:p>
-    <w:p>
-      <w:r>
-        <w:rPr>
-          <w:rFonts w:ascii="맑은 고딕" w:hAnsi="맑은 고딕" w:eastAsia="맑은 고딕"/>
-          <w:sz w:val="21"/>
-        </w:rPr>
-        <w:t>③ 갭이 발생했다</w:t>
-      </w:r>
-    </w:p>
-    <w:p>
-      <w:r>
-        <w:rPr>
-          <w:rFonts w:ascii="맑은 고딕" w:hAnsi="맑은 고딕" w:eastAsia="맑은 고딕"/>
-          <w:sz w:val="21"/>
-        </w:rPr>
-        <w:t>④ 전송이 끊겼다</w:t>
+        <w:t>[중-18] `SYNC WITH PRIMARY`가 요구하는 전제는?</w:t>
+      </w:r>
+    </w:p>
+    <w:p>
+      <w:r>
+        <w:rPr>
+          <w:rFonts w:ascii="맑은 고딕" w:hAnsi="맑은 고딕" w:eastAsia="맑은 고딕"/>
+          <w:sz w:val="21"/>
+        </w:rPr>
+        <w:t>① 동기 전송(SYNC) 구성</w:t>
+      </w:r>
+    </w:p>
+    <w:p>
+      <w:r>
+        <w:rPr>
+          <w:rFonts w:ascii="맑은 고딕" w:hAnsi="맑은 고딕" w:eastAsia="맑은 고딕"/>
+          <w:sz w:val="21"/>
+        </w:rPr>
+        <w:t>② 리다이렉션 활성화</w:t>
+      </w:r>
+    </w:p>
+    <w:p>
+      <w:r>
+        <w:rPr>
+          <w:rFonts w:ascii="맑은 고딕" w:hAnsi="맑은 고딕" w:eastAsia="맑은 고딕"/>
+          <w:sz w:val="21"/>
+        </w:rPr>
+        <w:t>③ MOUNTED 상태</w:t>
+      </w:r>
+    </w:p>
+    <w:p>
+      <w:r>
+        <w:rPr>
+          <w:rFonts w:ascii="맑은 고딕" w:hAnsi="맑은 고딕" w:eastAsia="맑은 고딕"/>
+          <w:sz w:val="21"/>
+        </w:rPr>
+        <w:t>④ SYS 권한</w:t>
       </w:r>
     </w:p>
     <w:p>
@@ -2102,43 +2102,43 @@
           <w:rFonts w:ascii="맑은 고딕" w:hAnsi="맑은 고딕" w:eastAsia="맑은 고딕"/>
           <w:sz w:val="21"/>
         </w:rPr>
-        <w:t>[중-19] `LOG_ARCHIVE_TRACE=12`가 뜻하는 것은?</w:t>
-      </w:r>
-    </w:p>
-    <w:p>
-      <w:r>
-        <w:rPr>
-          <w:rFonts w:ascii="맑은 고딕" w:hAnsi="맑은 고딕" w:eastAsia="맑은 고딕"/>
-          <w:sz w:val="21"/>
-        </w:rPr>
-        <w:t>① 4 + 8 — 목적지 상태와 활동</w:t>
-      </w:r>
-    </w:p>
-    <w:p>
-      <w:r>
-        <w:rPr>
-          <w:rFonts w:ascii="맑은 고딕" w:hAnsi="맑은 고딕" w:eastAsia="맑은 고딕"/>
-          <w:sz w:val="21"/>
-        </w:rPr>
-        <w:t>② 12번째 추적 수준</w:t>
-      </w:r>
-    </w:p>
-    <w:p>
-      <w:r>
-        <w:rPr>
-          <w:rFonts w:ascii="맑은 고딕" w:hAnsi="맑은 고딕" w:eastAsia="맑은 고딕"/>
-          <w:sz w:val="21"/>
-        </w:rPr>
-        <w:t>③ 12초마다 기록</w:t>
-      </w:r>
-    </w:p>
-    <w:p>
-      <w:r>
-        <w:rPr>
-          <w:rFonts w:ascii="맑은 고딕" w:hAnsi="맑은 고딕" w:eastAsia="맑은 고딕"/>
-          <w:sz w:val="21"/>
-        </w:rPr>
-        <w:t>④ 12개 파일 생성</w:t>
+        <w:t>[중-19] `V$STANDBY_EVENT_HISTOGRAM`이 기록하는 항목은?</w:t>
+      </w:r>
+    </w:p>
+    <w:p>
+      <w:r>
+        <w:rPr>
+          <w:rFonts w:ascii="맑은 고딕" w:hAnsi="맑은 고딕" w:eastAsia="맑은 고딕"/>
+          <w:sz w:val="21"/>
+        </w:rPr>
+        <w:t>① apply lag 하나뿐이다</w:t>
+      </w:r>
+    </w:p>
+    <w:p>
+      <w:r>
+        <w:rPr>
+          <w:rFonts w:ascii="맑은 고딕" w:hAnsi="맑은 고딕" w:eastAsia="맑은 고딕"/>
+          <w:sz w:val="21"/>
+        </w:rPr>
+        <w:t>② apply lag과 transport lag 둘</w:t>
+      </w:r>
+    </w:p>
+    <w:p>
+      <w:r>
+        <w:rPr>
+          <w:rFonts w:ascii="맑은 고딕" w:hAnsi="맑은 고딕" w:eastAsia="맑은 고딕"/>
+          <w:sz w:val="21"/>
+        </w:rPr>
+        <w:t>③ 네 가지 지표</w:t>
+      </w:r>
+    </w:p>
+    <w:p>
+      <w:r>
+        <w:rPr>
+          <w:rFonts w:ascii="맑은 고딕" w:hAnsi="맑은 고딕" w:eastAsia="맑은 고딕"/>
+          <w:sz w:val="21"/>
+        </w:rPr>
+        <w:t>④ 목적지별로 하나씩</w:t>
       </w:r>
     </w:p>
     <w:p>
@@ -2156,43 +2156,43 @@
           <w:rFonts w:ascii="맑은 고딕" w:hAnsi="맑은 고딕" w:eastAsia="맑은 고딕"/>
           <w:sz w:val="21"/>
         </w:rPr>
-        <w:t>[중-20] Logical Standby 로 역할이 바뀐 boston 에서 `V$DATAGUARD_STATS` 를 조회하면?</w:t>
-      </w:r>
-    </w:p>
-    <w:p>
-      <w:r>
-        <w:rPr>
-          <w:rFonts w:ascii="맑은 고딕" w:hAnsi="맑은 고딕" w:eastAsia="맑은 고딕"/>
-          <w:sz w:val="21"/>
-        </w:rPr>
-        <w:t>① `no rows selected`</w:t>
-      </w:r>
-    </w:p>
-    <w:p>
-      <w:r>
-        <w:rPr>
-          <w:rFonts w:ascii="맑은 고딕" w:hAnsi="맑은 고딕" w:eastAsia="맑은 고딕"/>
-          <w:sz w:val="21"/>
-        </w:rPr>
-        <w:t>② `transport lag` 과 `apply lag` 이 그대로 나온다</w:t>
-      </w:r>
-    </w:p>
-    <w:p>
-      <w:r>
-        <w:rPr>
-          <w:rFonts w:ascii="맑은 고딕" w:hAnsi="맑은 고딕" w:eastAsia="맑은 고딕"/>
-          <w:sz w:val="21"/>
-        </w:rPr>
-        <w:t>③ `ORA-00942`</w:t>
-      </w:r>
-    </w:p>
-    <w:p>
-      <w:r>
-        <w:rPr>
-          <w:rFonts w:ascii="맑은 고딕" w:hAnsi="맑은 고딕" w:eastAsia="맑은 고딕"/>
-          <w:sz w:val="21"/>
-        </w:rPr>
-        <w:t>④ `apply lag` 만 나온다</w:t>
+        <w:t>[중-20] 실습에서 약 2분간 적용을 멈춘 결과가 히스토그램에 남은 형태는?</w:t>
+      </w:r>
+    </w:p>
+    <w:p>
+      <w:r>
+        <w:rPr>
+          <w:rFonts w:ascii="맑은 고딕" w:hAnsi="맑은 고딕" w:eastAsia="맑은 고딕"/>
+          <w:sz w:val="21"/>
+        </w:rPr>
+        <w:t>① `2 minutes` 구간에 59회</w:t>
+      </w:r>
+    </w:p>
+    <w:p>
+      <w:r>
+        <w:rPr>
+          <w:rFonts w:ascii="맑은 고딕" w:hAnsi="맑은 고딕" w:eastAsia="맑은 고딕"/>
+          <w:sz w:val="21"/>
+        </w:rPr>
+        <w:t>② `120 seconds` 구간에 1회</w:t>
+      </w:r>
+    </w:p>
+    <w:p>
+      <w:r>
+        <w:rPr>
+          <w:rFonts w:ascii="맑은 고딕" w:hAnsi="맑은 고딕" w:eastAsia="맑은 고딕"/>
+          <w:sz w:val="21"/>
+        </w:rPr>
+        <w:t>③ 기록되지 않는다</w:t>
+      </w:r>
+    </w:p>
+    <w:p>
+      <w:r>
+        <w:rPr>
+          <w:rFonts w:ascii="맑은 고딕" w:hAnsi="맑은 고딕" w:eastAsia="맑은 고딕"/>
+          <w:sz w:val="21"/>
+        </w:rPr>
+        <w:t>④ 0초 구간이 감소한다</w:t>
       </w:r>
     </w:p>
     <w:p>
@@ -2218,43 +2218,43 @@
           <w:rFonts w:ascii="맑은 고딕" w:hAnsi="맑은 고딕" w:eastAsia="맑은 고딕"/>
           <w:sz w:val="21"/>
         </w:rPr>
-        <w:t>[상-01] `LOG_ARCHIVE_DEST_STATE_2=ENABLE`이고 `V$ARCHIVE_DEST.STATUS=ERROR`이면?</w:t>
-      </w:r>
-    </w:p>
-    <w:p>
-      <w:r>
-        <w:rPr>
-          <w:rFonts w:ascii="맑은 고딕" w:hAnsi="맑은 고딕" w:eastAsia="맑은 고딕"/>
-          <w:sz w:val="21"/>
-        </w:rPr>
-        <w:t>① 장애다 — `ERROR` 열을 읽는다</w:t>
-      </w:r>
-    </w:p>
-    <w:p>
-      <w:r>
-        <w:rPr>
-          <w:rFonts w:ascii="맑은 고딕" w:hAnsi="맑은 고딕" w:eastAsia="맑은 고딕"/>
-          <w:sz w:val="21"/>
-        </w:rPr>
-        <w:t>② Broker가 껐다</w:t>
-      </w:r>
-    </w:p>
-    <w:p>
-      <w:r>
-        <w:rPr>
-          <w:rFonts w:ascii="맑은 고딕" w:hAnsi="맑은 고딕" w:eastAsia="맑은 고딕"/>
-          <w:sz w:val="21"/>
-        </w:rPr>
-        <w:t>③ 사람이 SQL로 껐다</w:t>
-      </w:r>
-    </w:p>
-    <w:p>
-      <w:r>
-        <w:rPr>
-          <w:rFonts w:ascii="맑은 고딕" w:hAnsi="맑은 고딕" w:eastAsia="맑은 고딕"/>
-          <w:sz w:val="21"/>
-        </w:rPr>
-        <w:t>④ 정상이다</w:t>
+        <w:t>[상-01] 첫 읽기 일관성 측정이 잘못된 결론을 낼 뻔한 원인은?</w:t>
+      </w:r>
+    </w:p>
+    <w:p>
+      <w:r>
+        <w:rPr>
+          <w:rFonts w:ascii="맑은 고딕" w:hAnsi="맑은 고딕" w:eastAsia="맑은 고딕"/>
+          <w:sz w:val="21"/>
+        </w:rPr>
+        <w:t>① SQL*Plus가 EXIT 시 암묵적으로 커밋했기 때문</w:t>
+      </w:r>
+    </w:p>
+    <w:p>
+      <w:r>
+        <w:rPr>
+          <w:rFonts w:ascii="맑은 고딕" w:hAnsi="맑은 고딕" w:eastAsia="맑은 고딕"/>
+          <w:sz w:val="21"/>
+        </w:rPr>
+        <w:t>② Standby가 미커밋 데이터를 보여 주기 때문</w:t>
+      </w:r>
+    </w:p>
+    <w:p>
+      <w:r>
+        <w:rPr>
+          <w:rFonts w:ascii="맑은 고딕" w:hAnsi="맑은 고딕" w:eastAsia="맑은 고딕"/>
+          <w:sz w:val="21"/>
+        </w:rPr>
+        <w:t>③ 적용 지연 때문</w:t>
+      </w:r>
+    </w:p>
+    <w:p>
+      <w:r>
+        <w:rPr>
+          <w:rFonts w:ascii="맑은 고딕" w:hAnsi="맑은 고딕" w:eastAsia="맑은 고딕"/>
+          <w:sz w:val="21"/>
+        </w:rPr>
+        <w:t>④ 조회 시점이 어긋났기 때문</w:t>
       </w:r>
     </w:p>
     <w:p>
@@ -2272,43 +2272,43 @@
           <w:rFonts w:ascii="맑은 고딕" w:hAnsi="맑은 고딕" w:eastAsia="맑은 고딕"/>
           <w:sz w:val="21"/>
         </w:rPr>
-        <w:t>[상-02] 전송이 완전히 끊긴 동안 `V$ARCHIVE_GAP`이 비어 있던 이유는?</w:t>
-      </w:r>
-    </w:p>
-    <w:p>
-      <w:r>
-        <w:rPr>
-          <w:rFonts w:ascii="맑은 고딕" w:hAnsi="맑은 고딕" w:eastAsia="맑은 고딕"/>
-          <w:sz w:val="21"/>
-        </w:rPr>
-        <w:t>① Standby가 못 받은 구간을 인식하려면 통신이 되어야 한다</w:t>
-      </w:r>
-    </w:p>
-    <w:p>
-      <w:r>
-        <w:rPr>
-          <w:rFonts w:ascii="맑은 고딕" w:hAnsi="맑은 고딕" w:eastAsia="맑은 고딕"/>
-          <w:sz w:val="21"/>
-        </w:rPr>
-        <w:t>② 갭이 실제로 없었다</w:t>
-      </w:r>
-    </w:p>
-    <w:p>
-      <w:r>
-        <w:rPr>
-          <w:rFonts w:ascii="맑은 고딕" w:hAnsi="맑은 고딕" w:eastAsia="맑은 고딕"/>
-          <w:sz w:val="21"/>
-        </w:rPr>
-        <w:t>③ 뷰가 Standby에서만 채워지지 않는다</w:t>
-      </w:r>
-    </w:p>
-    <w:p>
-      <w:r>
-        <w:rPr>
-          <w:rFonts w:ascii="맑은 고딕" w:hAnsi="맑은 고딕" w:eastAsia="맑은 고딕"/>
-          <w:sz w:val="21"/>
-        </w:rPr>
-        <w:t>④ 아카이브가 삭제됐다</w:t>
+        <w:t>[상-02] Standby에서 되는 작업과 안 되는 작업을 가르는 기준은?</w:t>
+      </w:r>
+    </w:p>
+    <w:p>
+      <w:r>
+        <w:rPr>
+          <w:rFonts w:ascii="맑은 고딕" w:hAnsi="맑은 고딕" w:eastAsia="맑은 고딕"/>
+          <w:sz w:val="21"/>
+        </w:rPr>
+        <w:t>① 영구 데이터 파일이나 딕셔너리를 바꾸는가</w:t>
+      </w:r>
+    </w:p>
+    <w:p>
+      <w:r>
+        <w:rPr>
+          <w:rFonts w:ascii="맑은 고딕" w:hAnsi="맑은 고딕" w:eastAsia="맑은 고딕"/>
+          <w:sz w:val="21"/>
+        </w:rPr>
+        <w:t>② 문장이 DML인가 DDL인가</w:t>
+      </w:r>
+    </w:p>
+    <w:p>
+      <w:r>
+        <w:rPr>
+          <w:rFonts w:ascii="맑은 고딕" w:hAnsi="맑은 고딕" w:eastAsia="맑은 고딕"/>
+          <w:sz w:val="21"/>
+        </w:rPr>
+        <w:t>③ 실행 시간이 긴가</w:t>
+      </w:r>
+    </w:p>
+    <w:p>
+      <w:r>
+        <w:rPr>
+          <w:rFonts w:ascii="맑은 고딕" w:hAnsi="맑은 고딕" w:eastAsia="맑은 고딕"/>
+          <w:sz w:val="21"/>
+        </w:rPr>
+        <w:t>④ 사용자가 SYS인가</w:t>
       </w:r>
     </w:p>
     <w:p>
@@ -2326,43 +2326,43 @@
           <w:rFonts w:ascii="맑은 고딕" w:hAnsi="맑은 고딕" w:eastAsia="맑은 고딕"/>
           <w:sz w:val="21"/>
         </w:rPr>
-        <w:t>[상-03] 실측에서 시퀀스 75의 `dest_id=2` 행이 아예 없었던 이유는?</w:t>
-      </w:r>
-    </w:p>
-    <w:p>
-      <w:r>
-        <w:rPr>
-          <w:rFonts w:ascii="맑은 고딕" w:hAnsi="맑은 고딕" w:eastAsia="맑은 고딕"/>
-          <w:sz w:val="21"/>
-        </w:rPr>
-        <w:t>① 목적지에 등록할 시도조차 못 했다</w:t>
-      </w:r>
-    </w:p>
-    <w:p>
-      <w:r>
-        <w:rPr>
-          <w:rFonts w:ascii="맑은 고딕" w:hAnsi="맑은 고딕" w:eastAsia="맑은 고딕"/>
-          <w:sz w:val="21"/>
-        </w:rPr>
-        <w:t>② 이미 적용되어 삭제됐다</w:t>
-      </w:r>
-    </w:p>
-    <w:p>
-      <w:r>
-        <w:rPr>
-          <w:rFonts w:ascii="맑은 고딕" w:hAnsi="맑은 고딕" w:eastAsia="맑은 고딕"/>
-          <w:sz w:val="21"/>
-        </w:rPr>
-        <w:t>③ 조회 조건에서 빠졌다</w:t>
-      </w:r>
-    </w:p>
-    <w:p>
-      <w:r>
-        <w:rPr>
-          <w:rFonts w:ascii="맑은 고딕" w:hAnsi="맑은 고딕" w:eastAsia="맑은 고딕"/>
-          <w:sz w:val="21"/>
-        </w:rPr>
-        <w:t>④ 로컬에만 필요한 로그다</w:t>
+        <w:t>[상-03] `DBMS_STATS` 실행 시 나온 긴 오류 스택을 읽는 요령은?</w:t>
+      </w:r>
+    </w:p>
+    <w:p>
+      <w:r>
+        <w:rPr>
+          <w:rFonts w:ascii="맑은 고딕" w:hAnsi="맑은 고딕" w:eastAsia="맑은 고딕"/>
+          <w:sz w:val="21"/>
+        </w:rPr>
+        <w:t>① ORA-06512를 건너뛰고 그것이 아닌 번호를 찾는다</w:t>
+      </w:r>
+    </w:p>
+    <w:p>
+      <w:r>
+        <w:rPr>
+          <w:rFonts w:ascii="맑은 고딕" w:hAnsi="맑은 고딕" w:eastAsia="맑은 고딕"/>
+          <w:sz w:val="21"/>
+        </w:rPr>
+        <w:t>② 맨 위 오류만 본다</w:t>
+      </w:r>
+    </w:p>
+    <w:p>
+      <w:r>
+        <w:rPr>
+          <w:rFonts w:ascii="맑은 고딕" w:hAnsi="맑은 고딕" w:eastAsia="맑은 고딕"/>
+          <w:sz w:val="21"/>
+        </w:rPr>
+        <w:t>③ 맨 아래 오류만 본다</w:t>
+      </w:r>
+    </w:p>
+    <w:p>
+      <w:r>
+        <w:rPr>
+          <w:rFonts w:ascii="맑은 고딕" w:hAnsi="맑은 고딕" w:eastAsia="맑은 고딕"/>
+          <w:sz w:val="21"/>
+        </w:rPr>
+        <w:t>④ 줄 번호를 추적한다</w:t>
       </w:r>
     </w:p>
     <w:p>
@@ -2380,43 +2380,43 @@
           <w:rFonts w:ascii="맑은 고딕" w:hAnsi="맑은 고딕" w:eastAsia="맑은 고딕"/>
           <w:sz w:val="21"/>
         </w:rPr>
-        <w:t>[상-04] 같은 점검 스크립트를 Primary에서 돌렸을 때 `SRL_ACTIVE=0`이 나오는 것은?</w:t>
-      </w:r>
-    </w:p>
-    <w:p>
-      <w:r>
-        <w:rPr>
-          <w:rFonts w:ascii="맑은 고딕" w:hAnsi="맑은 고딕" w:eastAsia="맑은 고딕"/>
-          <w:sz w:val="21"/>
-        </w:rPr>
-        <w:t>① 정상이다 — Primary의 SRL은 전부 `UNASSIGNED`다</w:t>
-      </w:r>
-    </w:p>
-    <w:p>
-      <w:r>
-        <w:rPr>
-          <w:rFonts w:ascii="맑은 고딕" w:hAnsi="맑은 고딕" w:eastAsia="맑은 고딕"/>
-          <w:sz w:val="21"/>
-        </w:rPr>
-        <w:t>② 심각한 장애다</w:t>
-      </w:r>
-    </w:p>
-    <w:p>
-      <w:r>
-        <w:rPr>
-          <w:rFonts w:ascii="맑은 고딕" w:hAnsi="맑은 고딕" w:eastAsia="맑은 고딕"/>
-          <w:sz w:val="21"/>
-        </w:rPr>
-        <w:t>③ 뷰 권한이 없다</w:t>
-      </w:r>
-    </w:p>
-    <w:p>
-      <w:r>
-        <w:rPr>
-          <w:rFonts w:ascii="맑은 고딕" w:hAnsi="맑은 고딕" w:eastAsia="맑은 고딕"/>
-          <w:sz w:val="21"/>
-        </w:rPr>
-        <w:t>④ 갭이 있다</w:t>
+        <w:t>[상-04] AWR 스냅샷이 ORA-13516이라는 전용 오류를 내는 것이 뜻하는 바는?</w:t>
+      </w:r>
+    </w:p>
+    <w:p>
+      <w:r>
+        <w:rPr>
+          <w:rFonts w:ascii="맑은 고딕" w:hAnsi="맑은 고딕" w:eastAsia="맑은 고딕"/>
+          <w:sz w:val="21"/>
+        </w:rPr>
+        <w:t>① 패키지가 ORA-16000까지 가기 전에 상태를 먼저 점검한다</w:t>
+      </w:r>
+    </w:p>
+    <w:p>
+      <w:r>
+        <w:rPr>
+          <w:rFonts w:ascii="맑은 고딕" w:hAnsi="맑은 고딕" w:eastAsia="맑은 고딕"/>
+          <w:sz w:val="21"/>
+        </w:rPr>
+        <w:t>② AWR이 특별한 권한을 요구한다</w:t>
+      </w:r>
+    </w:p>
+    <w:p>
+      <w:r>
+        <w:rPr>
+          <w:rFonts w:ascii="맑은 고딕" w:hAnsi="맑은 고딕" w:eastAsia="맑은 고딕"/>
+          <w:sz w:val="21"/>
+        </w:rPr>
+        <w:t>③ 오류가 더 심각하다</w:t>
+      </w:r>
+    </w:p>
+    <w:p>
+      <w:r>
+        <w:rPr>
+          <w:rFonts w:ascii="맑은 고딕" w:hAnsi="맑은 고딕" w:eastAsia="맑은 고딕"/>
+          <w:sz w:val="21"/>
+        </w:rPr>
+        <w:t>④ 버전 차이 때문이다</w:t>
       </w:r>
     </w:p>
     <w:p>
@@ -2434,43 +2434,43 @@
           <w:rFonts w:ascii="맑은 고딕" w:hAnsi="맑은 고딕" w:eastAsia="맑은 고딕"/>
           <w:sz w:val="21"/>
         </w:rPr>
-        <w:t>[상-05] 그 사실이 감시 설계에 주는 교훈은?</w:t>
-      </w:r>
-    </w:p>
-    <w:p>
-      <w:r>
-        <w:rPr>
-          <w:rFonts w:ascii="맑은 고딕" w:hAnsi="맑은 고딕" w:eastAsia="맑은 고딕"/>
-          <w:sz w:val="21"/>
-        </w:rPr>
-        <w:t>① 오류가 나지 않는 잘못이 더 위험하다 — 역할을 먼저 판정한다</w:t>
-      </w:r>
-    </w:p>
-    <w:p>
-      <w:r>
-        <w:rPr>
-          <w:rFonts w:ascii="맑은 고딕" w:hAnsi="맑은 고딕" w:eastAsia="맑은 고딕"/>
-          <w:sz w:val="21"/>
-        </w:rPr>
-        <w:t>② 양쪽에 같은 스크립트를 돌려야 한다</w:t>
-      </w:r>
-    </w:p>
-    <w:p>
-      <w:r>
-        <w:rPr>
-          <w:rFonts w:ascii="맑은 고딕" w:hAnsi="맑은 고딕" w:eastAsia="맑은 고딕"/>
-          <w:sz w:val="21"/>
-        </w:rPr>
-        <w:t>③ SRL은 감시 대상이 아니다</w:t>
-      </w:r>
-    </w:p>
-    <w:p>
-      <w:r>
-        <w:rPr>
-          <w:rFonts w:ascii="맑은 고딕" w:hAnsi="맑은 고딕" w:eastAsia="맑은 고딕"/>
-          <w:sz w:val="21"/>
-        </w:rPr>
-        <w:t>④ Primary는 감시하지 않아도 된다</w:t>
+        <w:t>[상-05] 양쪽 `CURRENT_SCN` 비교로 동기화를 판단할 수 없는 이유는?</w:t>
+      </w:r>
+    </w:p>
+    <w:p>
+      <w:r>
+        <w:rPr>
+          <w:rFonts w:ascii="맑은 고딕" w:hAnsi="맑은 고딕" w:eastAsia="맑은 고딕"/>
+          <w:sz w:val="21"/>
+        </w:rPr>
+        <w:t>① 두 값을 정확히 같은 순간에 얻을 수 없기 때문</w:t>
+      </w:r>
+    </w:p>
+    <w:p>
+      <w:r>
+        <w:rPr>
+          <w:rFonts w:ascii="맑은 고딕" w:hAnsi="맑은 고딕" w:eastAsia="맑은 고딕"/>
+          <w:sz w:val="21"/>
+        </w:rPr>
+        <w:t>② SCN이 서로 다른 체계이기 때문</w:t>
+      </w:r>
+    </w:p>
+    <w:p>
+      <w:r>
+        <w:rPr>
+          <w:rFonts w:ascii="맑은 고딕" w:hAnsi="맑은 고딕" w:eastAsia="맑은 고딕"/>
+          <w:sz w:val="21"/>
+        </w:rPr>
+        <w:t>③ Standby의 SCN이 항상 크기 때문</w:t>
+      </w:r>
+    </w:p>
+    <w:p>
+      <w:r>
+        <w:rPr>
+          <w:rFonts w:ascii="맑은 고딕" w:hAnsi="맑은 고딕" w:eastAsia="맑은 고딕"/>
+          <w:sz w:val="21"/>
+        </w:rPr>
+        <w:t>④ 뷰 권한이 없기 때문</w:t>
       </w:r>
     </w:p>
     <w:p>
@@ -2488,43 +2488,43 @@
           <w:rFonts w:ascii="맑은 고딕" w:hAnsi="맑은 고딕" w:eastAsia="맑은 고딕"/>
           <w:sz w:val="21"/>
         </w:rPr>
-        <w:t>[상-06] 점검표에서 `SRL_ACTIVE`가 핵심 지표인 이유는?</w:t>
-      </w:r>
-    </w:p>
-    <w:p>
-      <w:r>
-        <w:rPr>
-          <w:rFonts w:ascii="맑은 고딕" w:hAnsi="맑은 고딕" w:eastAsia="맑은 고딕"/>
-          <w:sz w:val="21"/>
-        </w:rPr>
-        <w:t>① 지연이 0으로 보이는 두 상황을 모두 잡는다</w:t>
-      </w:r>
-    </w:p>
-    <w:p>
-      <w:r>
-        <w:rPr>
-          <w:rFonts w:ascii="맑은 고딕" w:hAnsi="맑은 고딕" w:eastAsia="맑은 고딕"/>
-          <w:sz w:val="21"/>
-        </w:rPr>
-        <w:t>② 계산이 가장 빠르다</w:t>
-      </w:r>
-    </w:p>
-    <w:p>
-      <w:r>
-        <w:rPr>
-          <w:rFonts w:ascii="맑은 고딕" w:hAnsi="맑은 고딕" w:eastAsia="맑은 고딕"/>
-          <w:sz w:val="21"/>
-        </w:rPr>
-        <w:t>③ 값의 범위가 넓다</w:t>
-      </w:r>
-    </w:p>
-    <w:p>
-      <w:r>
-        <w:rPr>
-          <w:rFonts w:ascii="맑은 고딕" w:hAnsi="맑은 고딕" w:eastAsia="맑은 고딕"/>
-          <w:sz w:val="21"/>
-        </w:rPr>
-        <w:t>④ Broker가 제공하지 않는다</w:t>
+        <w:t>[상-06] 리다이렉션이 `SYS`로 실패하는 근본 이유는?</w:t>
+      </w:r>
+    </w:p>
+    <w:p>
+      <w:r>
+        <w:rPr>
+          <w:rFonts w:ascii="맑은 고딕" w:hAnsi="맑은 고딕" w:eastAsia="맑은 고딕"/>
+          <w:sz w:val="21"/>
+        </w:rPr>
+        <w:t>① Standby가 Primary로 새 연결을 만들 때 SYSDBA 접속이 재인증되지 않기 때문</w:t>
+      </w:r>
+    </w:p>
+    <w:p>
+      <w:r>
+        <w:rPr>
+          <w:rFonts w:ascii="맑은 고딕" w:hAnsi="맑은 고딕" w:eastAsia="맑은 고딕"/>
+          <w:sz w:val="21"/>
+        </w:rPr>
+        <w:t>② SYS는 DML을 실행할 수 없기 때문</w:t>
+      </w:r>
+    </w:p>
+    <w:p>
+      <w:r>
+        <w:rPr>
+          <w:rFonts w:ascii="맑은 고딕" w:hAnsi="맑은 고딕" w:eastAsia="맑은 고딕"/>
+          <w:sz w:val="21"/>
+        </w:rPr>
+        <w:t>③ SYS 세션에는 파라미터가 적용되지 않기 때문</w:t>
+      </w:r>
+    </w:p>
+    <w:p>
+      <w:r>
+        <w:rPr>
+          <w:rFonts w:ascii="맑은 고딕" w:hAnsi="맑은 고딕" w:eastAsia="맑은 고딕"/>
+          <w:sz w:val="21"/>
+        </w:rPr>
+        <w:t>④ 패스워드 파일이 다르기 때문</w:t>
       </w:r>
     </w:p>
     <w:p>
@@ -2542,43 +2542,43 @@
           <w:rFonts w:ascii="맑은 고딕" w:hAnsi="맑은 고딕" w:eastAsia="맑은 고딕"/>
           <w:sz w:val="21"/>
         </w:rPr>
-        <w:t>[상-07] `LOG_ARCHIVE_TRACE`를 켠 뒤 반드시 확인해야 하는 것은?</w:t>
-      </w:r>
-    </w:p>
-    <w:p>
-      <w:r>
-        <w:rPr>
-          <w:rFonts w:ascii="맑은 고딕" w:hAnsi="맑은 고딕" w:eastAsia="맑은 고딕"/>
-          <w:sz w:val="21"/>
-        </w:rPr>
-        <w:t>① 끈 뒤 `V$PARAMETER`가 0인지 — `SCOPE=BOTH`로 저장되므로</w:t>
-      </w:r>
-    </w:p>
-    <w:p>
-      <w:r>
-        <w:rPr>
-          <w:rFonts w:ascii="맑은 고딕" w:hAnsi="맑은 고딕" w:eastAsia="맑은 고딕"/>
-          <w:sz w:val="21"/>
-        </w:rPr>
-        <w:t>② 트레이스 파일 권한</w:t>
-      </w:r>
-    </w:p>
-    <w:p>
-      <w:r>
-        <w:rPr>
-          <w:rFonts w:ascii="맑은 고딕" w:hAnsi="맑은 고딕" w:eastAsia="맑은 고딕"/>
-          <w:sz w:val="21"/>
-        </w:rPr>
-        <w:t>③ 인스턴스 재기동 여부</w:t>
-      </w:r>
-    </w:p>
-    <w:p>
-      <w:r>
-        <w:rPr>
-          <w:rFonts w:ascii="맑은 고딕" w:hAnsi="맑은 고딕" w:eastAsia="맑은 고딕"/>
-          <w:sz w:val="21"/>
-        </w:rPr>
-        <w:t>④ Broker 구성 파일 크기</w:t>
+        <w:t>[상-07] 이 장에서 `SYS`로 시험해 오판할 뻔한 기능이 두 개 있었다. 무엇인가?</w:t>
+      </w:r>
+    </w:p>
+    <w:p>
+      <w:r>
+        <w:rPr>
+          <w:rFonts w:ascii="맑은 고딕" w:hAnsi="맑은 고딕" w:eastAsia="맑은 고딕"/>
+          <w:sz w:val="21"/>
+        </w:rPr>
+        <w:t>① DML 리다이렉션과 STANDBY_MAX_DATA_DELAY</w:t>
+      </w:r>
+    </w:p>
+    <w:p>
+      <w:r>
+        <w:rPr>
+          <w:rFonts w:ascii="맑은 고딕" w:hAnsi="맑은 고딕" w:eastAsia="맑은 고딕"/>
+          <w:sz w:val="21"/>
+        </w:rPr>
+        <w:t>② GTT INSERT와 시퀀스</w:t>
+      </w:r>
+    </w:p>
+    <w:p>
+      <w:r>
+        <w:rPr>
+          <w:rFonts w:ascii="맑은 고딕" w:hAnsi="맑은 고딕" w:eastAsia="맑은 고딕"/>
+          <w:sz w:val="21"/>
+        </w:rPr>
+        <w:t>③ EXPLAIN PLAN과 정렬</w:t>
+      </w:r>
+    </w:p>
+    <w:p>
+      <w:r>
+        <w:rPr>
+          <w:rFonts w:ascii="맑은 고딕" w:hAnsi="맑은 고딕" w:eastAsia="맑은 고딕"/>
+          <w:sz w:val="21"/>
+        </w:rPr>
+        <w:t>④ AWR과 DBMS_STATS</w:t>
       </w:r>
     </w:p>
     <w:p>
@@ -2596,43 +2596,43 @@
           <w:rFonts w:ascii="맑은 고딕" w:hAnsi="맑은 고딕" w:eastAsia="맑은 고딕"/>
           <w:sz w:val="21"/>
         </w:rPr>
-        <w:t>[상-08] 알림 로그의 `Thread 1 cannot allocate new log / Checkpoint not complete`가 뜻하는 것은?</w:t>
-      </w:r>
-    </w:p>
-    <w:p>
-      <w:r>
-        <w:rPr>
-          <w:rFonts w:ascii="맑은 고딕" w:hAnsi="맑은 고딕" w:eastAsia="맑은 고딕"/>
-          <w:sz w:val="21"/>
-        </w:rPr>
-        <w:t>① 온라인 리두의 크기나 수를 검토해야 한다</w:t>
-      </w:r>
-    </w:p>
-    <w:p>
-      <w:r>
-        <w:rPr>
-          <w:rFonts w:ascii="맑은 고딕" w:hAnsi="맑은 고딕" w:eastAsia="맑은 고딕"/>
-          <w:sz w:val="21"/>
-        </w:rPr>
-        <w:t>② Standby가 응답하지 않는다</w:t>
-      </w:r>
-    </w:p>
-    <w:p>
-      <w:r>
-        <w:rPr>
-          <w:rFonts w:ascii="맑은 고딕" w:hAnsi="맑은 고딕" w:eastAsia="맑은 고딕"/>
-          <w:sz w:val="21"/>
-        </w:rPr>
-        <w:t>③ 아카이브 목적지가 찼다</w:t>
-      </w:r>
-    </w:p>
-    <w:p>
-      <w:r>
-        <w:rPr>
-          <w:rFonts w:ascii="맑은 고딕" w:hAnsi="맑은 고딕" w:eastAsia="맑은 고딕"/>
-          <w:sz w:val="21"/>
-        </w:rPr>
-        <w:t>④ 갭이 발생했다</w:t>
+        <w:t>[상-08] 보호 모드가 이 장에서 결정한 것은?</w:t>
+      </w:r>
+    </w:p>
+    <w:p>
+      <w:r>
+        <w:rPr>
+          <w:rFonts w:ascii="맑은 고딕" w:hAnsi="맑은 고딕" w:eastAsia="맑은 고딕"/>
+          <w:sz w:val="21"/>
+        </w:rPr>
+        <w:t>① `SYNC WITH PRIMARY`와 `MAX_DATA_DELAY=0`의 사용 가능 여부</w:t>
+      </w:r>
+    </w:p>
+    <w:p>
+      <w:r>
+        <w:rPr>
+          <w:rFonts w:ascii="맑은 고딕" w:hAnsi="맑은 고딕" w:eastAsia="맑은 고딕"/>
+          <w:sz w:val="21"/>
+        </w:rPr>
+        <w:t>② 리다이렉션 동작 여부</w:t>
+      </w:r>
+    </w:p>
+    <w:p>
+      <w:r>
+        <w:rPr>
+          <w:rFonts w:ascii="맑은 고딕" w:hAnsi="맑은 고딕" w:eastAsia="맑은 고딕"/>
+          <w:sz w:val="21"/>
+        </w:rPr>
+        <w:t>③ GTT 사용 가능 여부</w:t>
+      </w:r>
+    </w:p>
+    <w:p>
+      <w:r>
+        <w:rPr>
+          <w:rFonts w:ascii="맑은 고딕" w:hAnsi="맑은 고딕" w:eastAsia="맑은 고딕"/>
+          <w:sz w:val="21"/>
+        </w:rPr>
+        <w:t>④ 시퀀스 값의 연속성</w:t>
       </w:r>
     </w:p>
     <w:p>
@@ -2650,43 +2650,43 @@
           <w:rFonts w:ascii="맑은 고딕" w:hAnsi="맑은 고딕" w:eastAsia="맑은 고딕"/>
           <w:sz w:val="21"/>
         </w:rPr>
-        <w:t>[상-09] 진단에서 층을 내려가는 올바른 순서는?</w:t>
-      </w:r>
-    </w:p>
-    <w:p>
-      <w:r>
-        <w:rPr>
-          <w:rFonts w:ascii="맑은 고딕" w:hAnsi="맑은 고딕" w:eastAsia="맑은 고딕"/>
-          <w:sz w:val="21"/>
-        </w:rPr>
-        <w:t>① SHOW → V$ARCHIVE_DEST의 ERROR → 알림 로그 → 트레이스</w:t>
-      </w:r>
-    </w:p>
-    <w:p>
-      <w:r>
-        <w:rPr>
-          <w:rFonts w:ascii="맑은 고딕" w:hAnsi="맑은 고딕" w:eastAsia="맑은 고딕"/>
-          <w:sz w:val="21"/>
-        </w:rPr>
-        <w:t>② 트레이스 → 알림 로그 → V$ 뷰 → SHOW</w:t>
-      </w:r>
-    </w:p>
-    <w:p>
-      <w:r>
-        <w:rPr>
-          <w:rFonts w:ascii="맑은 고딕" w:hAnsi="맑은 고딕" w:eastAsia="맑은 고딕"/>
-          <w:sz w:val="21"/>
-        </w:rPr>
-        <w:t>③ 알림 로그 → SHOW → 트레이스 → V$ 뷰</w:t>
-      </w:r>
-    </w:p>
-    <w:p>
-      <w:r>
-        <w:rPr>
-          <w:rFonts w:ascii="맑은 고딕" w:hAnsi="맑은 고딕" w:eastAsia="맑은 고딕"/>
-          <w:sz w:val="21"/>
-        </w:rPr>
-        <w:t>④ 순서는 무관하다</w:t>
+        <w:t>[상-09] 읽기 분산을 설계할 때 먼저 해야 할 작업은?</w:t>
+      </w:r>
+    </w:p>
+    <w:p>
+      <w:r>
+        <w:rPr>
+          <w:rFonts w:ascii="맑은 고딕" w:hAnsi="맑은 고딕" w:eastAsia="맑은 고딕"/>
+          <w:sz w:val="21"/>
+        </w:rPr>
+        <w:t>① 옮길 조회를 분류한다 (DML 포함 여부, 임시 저장소 방식, 시퀀스 사용)</w:t>
+      </w:r>
+    </w:p>
+    <w:p>
+      <w:r>
+        <w:rPr>
+          <w:rFonts w:ascii="맑은 고딕" w:hAnsi="맑은 고딕" w:eastAsia="맑은 고딕"/>
+          <w:sz w:val="21"/>
+        </w:rPr>
+        <w:t>② 접속 문자열을 바꾼다</w:t>
+      </w:r>
+    </w:p>
+    <w:p>
+      <w:r>
+        <w:rPr>
+          <w:rFonts w:ascii="맑은 고딕" w:hAnsi="맑은 고딕" w:eastAsia="맑은 고딕"/>
+          <w:sz w:val="21"/>
+        </w:rPr>
+        <w:t>③ 리다이렉션을 시스템 수준으로 켠다</w:t>
+      </w:r>
+    </w:p>
+    <w:p>
+      <w:r>
+        <w:rPr>
+          <w:rFonts w:ascii="맑은 고딕" w:hAnsi="맑은 고딕" w:eastAsia="맑은 고딕"/>
+          <w:sz w:val="21"/>
+        </w:rPr>
+        <w:t>④ 보호 모드를 올린다</w:t>
       </w:r>
     </w:p>
     <w:p>
@@ -2704,43 +2704,43 @@
           <w:rFonts w:ascii="맑은 고딕" w:hAnsi="맑은 고딕" w:eastAsia="맑은 고딕"/>
           <w:sz w:val="21"/>
         </w:rPr>
-        <w:t>[상-10] Logical Standby 에서 적용이 멈춘 뒤 문제의 트랜잭션 XID 를 찾는 올바른 방법은?</w:t>
-      </w:r>
-    </w:p>
-    <w:p>
-      <w:r>
-        <w:rPr>
-          <w:rFonts w:ascii="맑은 고딕" w:hAnsi="맑은 고딕" w:eastAsia="맑은 고딕"/>
-          <w:sz w:val="21"/>
-        </w:rPr>
-        <w:t>① `DBA_LOGSTDBY_EVENTS`의 `XIDUSN`·`XIDSLT`·`XIDSQN`을 본다</w:t>
-      </w:r>
-    </w:p>
-    <w:p>
-      <w:r>
-        <w:rPr>
-          <w:rFonts w:ascii="맑은 고딕" w:hAnsi="맑은 고딕" w:eastAsia="맑은 고딕"/>
-          <w:sz w:val="21"/>
-        </w:rPr>
-        <w:t>② `V$LOGSTDBY_TRANSACTION`의 `PRIMARY_XIDUSN`을 본다</w:t>
-      </w:r>
-    </w:p>
-    <w:p>
-      <w:r>
-        <w:rPr>
-          <w:rFonts w:ascii="맑은 고딕" w:hAnsi="맑은 고딕" w:eastAsia="맑은 고딕"/>
-          <w:sz w:val="21"/>
-        </w:rPr>
-        <w:t>③ `V$DATAGUARD_STATS`의 `apply lag`을 본다</w:t>
-      </w:r>
-    </w:p>
-    <w:p>
-      <w:r>
-        <w:rPr>
-          <w:rFonts w:ascii="맑은 고딕" w:hAnsi="맑은 고딕" w:eastAsia="맑은 고딕"/>
-          <w:sz w:val="21"/>
-        </w:rPr>
-        <w:t>④ `V$MANAGED_STANDBY`의 `MRP0` 행을 본다</w:t>
+        <w:t>[상-10] ADG 옵션 없이 운영하려 Standby를 MOUNTED로 두었다. Primary에서 그 사실을 확인할 수 있는 값은?</w:t>
+      </w:r>
+    </w:p>
+    <w:p>
+      <w:r>
+        <w:rPr>
+          <w:rFonts w:ascii="맑은 고딕" w:hAnsi="맑은 고딕" w:eastAsia="맑은 고딕"/>
+          <w:sz w:val="21"/>
+        </w:rPr>
+        <w:t>① `V$ARCHIVE_DEST_STATUS`의 `DATABASE_MODE`와 `RECOVERY_MODE`</w:t>
+      </w:r>
+    </w:p>
+    <w:p>
+      <w:r>
+        <w:rPr>
+          <w:rFonts w:ascii="맑은 고딕" w:hAnsi="맑은 고딕" w:eastAsia="맑은 고딕"/>
+          <w:sz w:val="21"/>
+        </w:rPr>
+        <w:t>② `V$DATAGUARD_STATS`의 `apply lag`</w:t>
+      </w:r>
+    </w:p>
+    <w:p>
+      <w:r>
+        <w:rPr>
+          <w:rFonts w:ascii="맑은 고딕" w:hAnsi="맑은 고딕" w:eastAsia="맑은 고딕"/>
+          <w:sz w:val="21"/>
+        </w:rPr>
+        <w:t>③ `V$DATABASE`의 `OPEN_MODE`</w:t>
+      </w:r>
+    </w:p>
+    <w:p>
+      <w:r>
+        <w:rPr>
+          <w:rFonts w:ascii="맑은 고딕" w:hAnsi="맑은 고딕" w:eastAsia="맑은 고딕"/>
+          <w:sz w:val="21"/>
+        </w:rPr>
+        <w:t>④ `V$MANAGED_STANDBY`의 `MRP0` 상태</w:t>
       </w:r>
     </w:p>
     <w:sectPr>
